--- a/docs/answers/as-arithmeticoncomplexnumbers.docx
+++ b/docs/answers/as-arithmeticoncomplexnumbers.docx
@@ -52,7 +52,7 @@
         </w:rPr>
         <w:t xml:space="preserve"> </w:t>
       </w:r>
-      <w:hyperlink r:id="rId20">
+      <w:hyperlink r:id="rId9">
         <w:r>
           <w:rPr>
             <w:rStyle w:val="Hyperlink"/>
@@ -82,7 +82,7 @@
         <w:t xml:space="preserve">Please attempt the questions before reading these answers!</w:t>
       </w:r>
     </w:p>
-    <w:bookmarkStart w:id="21" w:name="q1"/>
+    <w:bookmarkStart w:id="10" w:name="q1"/>
     <w:p>
       <w:pPr>
         <w:pStyle w:val="Heading2"/>
@@ -105,62 +105,66 @@
         <m:r>
           <m:t> </m:t>
         </m:r>
-        <m:d>
-          <m:dPr>
-            <m:begChr m:val="("/>
-            <m:sepChr m:val=""/>
-            <m:endChr m:val=")"/>
-            <m:grow/>
-          </m:dPr>
-          <m:e>
-            <m:r>
-              <m:t>5</m:t>
-            </m:r>
-            <m:r>
-              <m:rPr>
-                <m:sty m:val="p"/>
-              </m:rPr>
-              <m:t>+</m:t>
-            </m:r>
-            <m:r>
-              <m:t>7</m:t>
-            </m:r>
-            <m:r>
-              <m:t>i</m:t>
-            </m:r>
-          </m:e>
-        </m:d>
+        <m:r>
+          <m:rPr>
+            <m:sty m:val="p"/>
+          </m:rPr>
+          <m:t>(</m:t>
+        </m:r>
+        <m:r>
+          <m:t>5</m:t>
+        </m:r>
+        <m:r>
+          <m:rPr>
+            <m:sty m:val="p"/>
+          </m:rPr>
+          <m:t>+</m:t>
+        </m:r>
+        <m:r>
+          <m:t>7</m:t>
+        </m:r>
+        <m:r>
+          <m:t>i</m:t>
+        </m:r>
+        <m:r>
+          <m:rPr>
+            <m:sty m:val="p"/>
+          </m:rPr>
+          <m:t>)</m:t>
+        </m:r>
         <m:r>
           <m:rPr>
             <m:sty m:val="p"/>
           </m:rPr>
           <m:t>−</m:t>
         </m:r>
-        <m:d>
-          <m:dPr>
-            <m:begChr m:val="("/>
-            <m:sepChr m:val=""/>
-            <m:endChr m:val=")"/>
-            <m:grow/>
-          </m:dPr>
-          <m:e>
-            <m:r>
-              <m:t>2</m:t>
-            </m:r>
-            <m:r>
-              <m:rPr>
-                <m:sty m:val="p"/>
-              </m:rPr>
-              <m:t>+</m:t>
-            </m:r>
-            <m:r>
-              <m:t>3</m:t>
-            </m:r>
-            <m:r>
-              <m:t>i</m:t>
-            </m:r>
-          </m:e>
-        </m:d>
+        <m:r>
+          <m:rPr>
+            <m:sty m:val="p"/>
+          </m:rPr>
+          <m:t>(</m:t>
+        </m:r>
+        <m:r>
+          <m:t>2</m:t>
+        </m:r>
+        <m:r>
+          <m:rPr>
+            <m:sty m:val="p"/>
+          </m:rPr>
+          <m:t>+</m:t>
+        </m:r>
+        <m:r>
+          <m:t>3</m:t>
+        </m:r>
+        <m:r>
+          <m:t>i</m:t>
+        </m:r>
+        <m:r>
+          <m:rPr>
+            <m:sty m:val="p"/>
+          </m:rPr>
+          <m:t>)</m:t>
+        </m:r>
         <m:r>
           <m:rPr>
             <m:sty m:val="p"/>
@@ -198,62 +202,66 @@
         <m:r>
           <m:t> </m:t>
         </m:r>
-        <m:d>
-          <m:dPr>
-            <m:begChr m:val="("/>
-            <m:sepChr m:val=""/>
-            <m:endChr m:val=")"/>
-            <m:grow/>
-          </m:dPr>
-          <m:e>
-            <m:r>
-              <m:t>8</m:t>
-            </m:r>
-            <m:r>
-              <m:rPr>
-                <m:sty m:val="p"/>
-              </m:rPr>
-              <m:t>+</m:t>
-            </m:r>
-            <m:r>
-              <m:t>6</m:t>
-            </m:r>
-            <m:r>
-              <m:t>i</m:t>
-            </m:r>
-          </m:e>
-        </m:d>
+        <m:r>
+          <m:rPr>
+            <m:sty m:val="p"/>
+          </m:rPr>
+          <m:t>(</m:t>
+        </m:r>
+        <m:r>
+          <m:t>8</m:t>
+        </m:r>
         <m:r>
           <m:rPr>
             <m:sty m:val="p"/>
           </m:rPr>
           <m:t>+</m:t>
         </m:r>
-        <m:d>
-          <m:dPr>
-            <m:begChr m:val="("/>
-            <m:sepChr m:val=""/>
-            <m:endChr m:val=")"/>
-            <m:grow/>
-          </m:dPr>
-          <m:e>
-            <m:r>
-              <m:t>2</m:t>
-            </m:r>
-            <m:r>
-              <m:rPr>
-                <m:sty m:val="p"/>
-              </m:rPr>
-              <m:t>−</m:t>
-            </m:r>
-            <m:r>
-              <m:t>4</m:t>
-            </m:r>
-            <m:r>
-              <m:t>i</m:t>
-            </m:r>
-          </m:e>
-        </m:d>
+        <m:r>
+          <m:t>6</m:t>
+        </m:r>
+        <m:r>
+          <m:t>i</m:t>
+        </m:r>
+        <m:r>
+          <m:rPr>
+            <m:sty m:val="p"/>
+          </m:rPr>
+          <m:t>)</m:t>
+        </m:r>
+        <m:r>
+          <m:rPr>
+            <m:sty m:val="p"/>
+          </m:rPr>
+          <m:t>+</m:t>
+        </m:r>
+        <m:r>
+          <m:rPr>
+            <m:sty m:val="p"/>
+          </m:rPr>
+          <m:t>(</m:t>
+        </m:r>
+        <m:r>
+          <m:t>2</m:t>
+        </m:r>
+        <m:r>
+          <m:rPr>
+            <m:sty m:val="p"/>
+          </m:rPr>
+          <m:t>−</m:t>
+        </m:r>
+        <m:r>
+          <m:t>4</m:t>
+        </m:r>
+        <m:r>
+          <m:t>i</m:t>
+        </m:r>
+        <m:r>
+          <m:rPr>
+            <m:sty m:val="p"/>
+          </m:rPr>
+          <m:t>)</m:t>
+        </m:r>
         <m:r>
           <m:rPr>
             <m:sty m:val="p"/>
@@ -291,1357 +299,23 @@
         <m:r>
           <m:t> </m:t>
         </m:r>
-        <m:d>
-          <m:dPr>
-            <m:begChr m:val="("/>
-            <m:sepChr m:val=""/>
-            <m:endChr m:val=")"/>
-            <m:grow/>
-          </m:dPr>
-          <m:e>
-            <m:r>
-              <m:t>4</m:t>
-            </m:r>
-            <m:r>
-              <m:rPr>
-                <m:sty m:val="p"/>
-              </m:rPr>
-              <m:t>−</m:t>
-            </m:r>
-            <m:r>
-              <m:t>i</m:t>
-            </m:r>
-            <m:rad>
-              <m:radPr>
-                <m:degHide m:val="on"/>
-              </m:radPr>
-              <m:deg/>
-              <m:e>
-                <m:r>
-                  <m:t>2</m:t>
-                </m:r>
-              </m:e>
-            </m:rad>
-          </m:e>
-        </m:d>
+        <m:r>
+          <m:rPr>
+            <m:sty m:val="p"/>
+          </m:rPr>
+          <m:t>(</m:t>
+        </m:r>
+        <m:r>
+          <m:t>4</m:t>
+        </m:r>
         <m:r>
           <m:rPr>
             <m:sty m:val="p"/>
           </m:rPr>
           <m:t>−</m:t>
         </m:r>
-        <m:d>
-          <m:dPr>
-            <m:begChr m:val="("/>
-            <m:sepChr m:val=""/>
-            <m:endChr m:val=")"/>
-            <m:grow/>
-          </m:dPr>
-          <m:e>
-            <m:r>
-              <m:t>3</m:t>
-            </m:r>
-            <m:r>
-              <m:rPr>
-                <m:sty m:val="p"/>
-              </m:rPr>
-              <m:t>+</m:t>
-            </m:r>
-            <m:r>
-              <m:t>i</m:t>
-            </m:r>
-            <m:rad>
-              <m:radPr>
-                <m:degHide m:val="on"/>
-              </m:radPr>
-              <m:deg/>
-              <m:e>
-                <m:r>
-                  <m:t>7</m:t>
-                </m:r>
-              </m:e>
-            </m:rad>
-          </m:e>
-        </m:d>
-        <m:r>
-          <m:rPr>
-            <m:sty m:val="p"/>
-          </m:rPr>
-          <m:t>=</m:t>
-        </m:r>
-        <m:r>
-          <m:t>1</m:t>
-        </m:r>
-        <m:r>
-          <m:rPr>
-            <m:sty m:val="p"/>
-          </m:rPr>
-          <m:t>−</m:t>
-        </m:r>
-        <m:d>
-          <m:dPr>
-            <m:begChr m:val="("/>
-            <m:sepChr m:val=""/>
-            <m:endChr m:val=")"/>
-            <m:grow/>
-          </m:dPr>
-          <m:e>
-            <m:rad>
-              <m:radPr>
-                <m:degHide m:val="on"/>
-              </m:radPr>
-              <m:deg/>
-              <m:e>
-                <m:r>
-                  <m:t>2</m:t>
-                </m:r>
-              </m:e>
-            </m:rad>
-            <m:r>
-              <m:rPr>
-                <m:sty m:val="p"/>
-              </m:rPr>
-              <m:t>+</m:t>
-            </m:r>
-            <m:rad>
-              <m:radPr>
-                <m:degHide m:val="on"/>
-              </m:radPr>
-              <m:deg/>
-              <m:e>
-                <m:r>
-                  <m:t>7</m:t>
-                </m:r>
-              </m:e>
-            </m:rad>
-          </m:e>
-        </m:d>
-        <m:r>
-          <m:t>i</m:t>
-        </m:r>
-      </m:oMath>
-    </w:p>
-    <w:p>
-      <w:pPr>
-        <w:pStyle w:val="BodyText"/>
-      </w:pPr>
-      <w:r>
-        <w:t xml:space="preserve">1.4.</w:t>
-      </w:r>
-      <w:r>
-        <w:t xml:space="preserve"> </w:t>
-      </w:r>
-      <m:oMath>
-        <m:r>
-          <m:t> </m:t>
-        </m:r>
-        <m:d>
-          <m:dPr>
-            <m:begChr m:val="("/>
-            <m:sepChr m:val=""/>
-            <m:endChr m:val=")"/>
-            <m:grow/>
-          </m:dPr>
-          <m:e>
-            <m:rad>
-              <m:radPr>
-                <m:degHide m:val="on"/>
-              </m:radPr>
-              <m:deg/>
-              <m:e>
-                <m:r>
-                  <m:t>8</m:t>
-                </m:r>
-              </m:e>
-            </m:rad>
-            <m:r>
-              <m:rPr>
-                <m:sty m:val="p"/>
-              </m:rPr>
-              <m:t>+</m:t>
-            </m:r>
-            <m:r>
-              <m:t>4</m:t>
-            </m:r>
-            <m:r>
-              <m:t>i</m:t>
-            </m:r>
-          </m:e>
-        </m:d>
-        <m:r>
-          <m:rPr>
-            <m:sty m:val="p"/>
-          </m:rPr>
-          <m:t>−</m:t>
-        </m:r>
-        <m:d>
-          <m:dPr>
-            <m:begChr m:val="("/>
-            <m:sepChr m:val=""/>
-            <m:endChr m:val=")"/>
-            <m:grow/>
-          </m:dPr>
-          <m:e>
-            <m:rad>
-              <m:radPr>
-                <m:degHide m:val="on"/>
-              </m:radPr>
-              <m:deg/>
-              <m:e>
-                <m:r>
-                  <m:t>5</m:t>
-                </m:r>
-              </m:e>
-            </m:rad>
-            <m:r>
-              <m:rPr>
-                <m:sty m:val="p"/>
-              </m:rPr>
-              <m:t>+</m:t>
-            </m:r>
-            <m:r>
-              <m:t>2</m:t>
-            </m:r>
-            <m:r>
-              <m:t>i</m:t>
-            </m:r>
-          </m:e>
-        </m:d>
-        <m:r>
-          <m:rPr>
-            <m:sty m:val="p"/>
-          </m:rPr>
-          <m:t>=</m:t>
-        </m:r>
-        <m:d>
-          <m:dPr>
-            <m:begChr m:val="("/>
-            <m:sepChr m:val=""/>
-            <m:endChr m:val=")"/>
-            <m:grow/>
-          </m:dPr>
-          <m:e>
-            <m:r>
-              <m:t>2</m:t>
-            </m:r>
-            <m:rad>
-              <m:radPr>
-                <m:degHide m:val="on"/>
-              </m:radPr>
-              <m:deg/>
-              <m:e>
-                <m:r>
-                  <m:t>2</m:t>
-                </m:r>
-              </m:e>
-            </m:rad>
-            <m:r>
-              <m:rPr>
-                <m:sty m:val="p"/>
-              </m:rPr>
-              <m:t>−</m:t>
-            </m:r>
-            <m:rad>
-              <m:radPr>
-                <m:degHide m:val="on"/>
-              </m:radPr>
-              <m:deg/>
-              <m:e>
-                <m:r>
-                  <m:t>5</m:t>
-                </m:r>
-              </m:e>
-            </m:rad>
-          </m:e>
-        </m:d>
-        <m:r>
-          <m:rPr>
-            <m:sty m:val="p"/>
-          </m:rPr>
-          <m:t>+</m:t>
-        </m:r>
-        <m:r>
-          <m:t>2</m:t>
-        </m:r>
-        <m:r>
-          <m:t>i</m:t>
-        </m:r>
-      </m:oMath>
-    </w:p>
-    <w:p>
-      <w:pPr>
-        <w:pStyle w:val="BodyText"/>
-      </w:pPr>
-      <w:r>
-        <w:t xml:space="preserve">1.5.</w:t>
-      </w:r>
-      <w:r>
-        <w:t xml:space="preserve"> </w:t>
-      </w:r>
-      <m:oMath>
-        <m:r>
-          <m:t> </m:t>
-        </m:r>
-        <m:d>
-          <m:dPr>
-            <m:begChr m:val="("/>
-            <m:sepChr m:val=""/>
-            <m:endChr m:val=")"/>
-            <m:grow/>
-          </m:dPr>
-          <m:e>
-            <m:rad>
-              <m:radPr>
-                <m:degHide m:val="on"/>
-              </m:radPr>
-              <m:deg/>
-              <m:e>
-                <m:r>
-                  <m:t>7</m:t>
-                </m:r>
-              </m:e>
-            </m:rad>
-            <m:r>
-              <m:rPr>
-                <m:sty m:val="p"/>
-              </m:rPr>
-              <m:t>+</m:t>
-            </m:r>
-            <m:r>
-              <m:t>3</m:t>
-            </m:r>
-            <m:r>
-              <m:t>i</m:t>
-            </m:r>
-          </m:e>
-        </m:d>
-        <m:r>
-          <m:rPr>
-            <m:sty m:val="p"/>
-          </m:rPr>
-          <m:t>+</m:t>
-        </m:r>
-        <m:d>
-          <m:dPr>
-            <m:begChr m:val="("/>
-            <m:sepChr m:val=""/>
-            <m:endChr m:val=")"/>
-            <m:grow/>
-          </m:dPr>
-          <m:e>
-            <m:r>
-              <m:t>2</m:t>
-            </m:r>
-            <m:r>
-              <m:rPr>
-                <m:sty m:val="p"/>
-              </m:rPr>
-              <m:t>−</m:t>
-            </m:r>
-            <m:r>
-              <m:t>i</m:t>
-            </m:r>
-          </m:e>
-        </m:d>
-        <m:r>
-          <m:rPr>
-            <m:sty m:val="p"/>
-          </m:rPr>
-          <m:t>=</m:t>
-        </m:r>
-        <m:d>
-          <m:dPr>
-            <m:begChr m:val="("/>
-            <m:sepChr m:val=""/>
-            <m:endChr m:val=")"/>
-            <m:grow/>
-          </m:dPr>
-          <m:e>
-            <m:rad>
-              <m:radPr>
-                <m:degHide m:val="on"/>
-              </m:radPr>
-              <m:deg/>
-              <m:e>
-                <m:r>
-                  <m:t>7</m:t>
-                </m:r>
-              </m:e>
-            </m:rad>
-            <m:r>
-              <m:rPr>
-                <m:sty m:val="p"/>
-              </m:rPr>
-              <m:t>+</m:t>
-            </m:r>
-            <m:r>
-              <m:t>2</m:t>
-            </m:r>
-          </m:e>
-        </m:d>
-        <m:r>
-          <m:rPr>
-            <m:sty m:val="p"/>
-          </m:rPr>
-          <m:t>+</m:t>
-        </m:r>
-        <m:r>
-          <m:t>2</m:t>
-        </m:r>
-        <m:r>
-          <m:t>i</m:t>
-        </m:r>
-      </m:oMath>
-    </w:p>
-    <w:p>
-      <w:pPr>
-        <w:pStyle w:val="BodyText"/>
-      </w:pPr>
-      <w:r>
-        <w:t xml:space="preserve">1.6.</w:t>
-      </w:r>
-      <w:r>
-        <w:t xml:space="preserve"> </w:t>
-      </w:r>
-      <m:oMath>
-        <m:r>
-          <m:t> </m:t>
-        </m:r>
-        <m:d>
-          <m:dPr>
-            <m:begChr m:val="("/>
-            <m:sepChr m:val=""/>
-            <m:endChr m:val=")"/>
-            <m:grow/>
-          </m:dPr>
-          <m:e>
-            <m:r>
-              <m:t>5</m:t>
-            </m:r>
-            <m:r>
-              <m:rPr>
-                <m:sty m:val="p"/>
-              </m:rPr>
-              <m:t>+</m:t>
-            </m:r>
-            <m:r>
-              <m:t>i</m:t>
-            </m:r>
-            <m:rad>
-              <m:radPr>
-                <m:degHide m:val="on"/>
-              </m:radPr>
-              <m:deg/>
-              <m:e>
-                <m:r>
-                  <m:t>2</m:t>
-                </m:r>
-              </m:e>
-            </m:rad>
-          </m:e>
-        </m:d>
-        <m:r>
-          <m:rPr>
-            <m:sty m:val="p"/>
-          </m:rPr>
-          <m:t>−</m:t>
-        </m:r>
-        <m:d>
-          <m:dPr>
-            <m:begChr m:val="("/>
-            <m:sepChr m:val=""/>
-            <m:endChr m:val=")"/>
-            <m:grow/>
-          </m:dPr>
-          <m:e>
-            <m:r>
-              <m:t>7</m:t>
-            </m:r>
-            <m:r>
-              <m:rPr>
-                <m:sty m:val="p"/>
-              </m:rPr>
-              <m:t>−</m:t>
-            </m:r>
-            <m:r>
-              <m:t>i</m:t>
-            </m:r>
-          </m:e>
-        </m:d>
-        <m:r>
-          <m:rPr>
-            <m:sty m:val="p"/>
-          </m:rPr>
-          <m:t>+</m:t>
-        </m:r>
-        <m:d>
-          <m:dPr>
-            <m:begChr m:val="("/>
-            <m:sepChr m:val=""/>
-            <m:endChr m:val=")"/>
-            <m:grow/>
-          </m:dPr>
-          <m:e>
-            <m:rad>
-              <m:radPr>
-                <m:degHide m:val="on"/>
-              </m:radPr>
-              <m:deg/>
-              <m:e>
-                <m:r>
-                  <m:t>3</m:t>
-                </m:r>
-              </m:e>
-            </m:rad>
-            <m:r>
-              <m:rPr>
-                <m:sty m:val="p"/>
-              </m:rPr>
-              <m:t>+</m:t>
-            </m:r>
-            <m:r>
-              <m:t>4</m:t>
-            </m:r>
-            <m:r>
-              <m:t>i</m:t>
-            </m:r>
-          </m:e>
-        </m:d>
-        <m:r>
-          <m:rPr>
-            <m:sty m:val="p"/>
-          </m:rPr>
-          <m:t>=</m:t>
-        </m:r>
-        <m:d>
-          <m:dPr>
-            <m:begChr m:val="("/>
-            <m:sepChr m:val=""/>
-            <m:endChr m:val=")"/>
-            <m:grow/>
-          </m:dPr>
-          <m:e>
-            <m:rad>
-              <m:radPr>
-                <m:degHide m:val="on"/>
-              </m:radPr>
-              <m:deg/>
-              <m:e>
-                <m:r>
-                  <m:t>3</m:t>
-                </m:r>
-              </m:e>
-            </m:rad>
-            <m:r>
-              <m:rPr>
-                <m:sty m:val="p"/>
-              </m:rPr>
-              <m:t>−</m:t>
-            </m:r>
-            <m:r>
-              <m:t>2</m:t>
-            </m:r>
-          </m:e>
-        </m:d>
-        <m:r>
-          <m:rPr>
-            <m:sty m:val="p"/>
-          </m:rPr>
-          <m:t>+</m:t>
-        </m:r>
-        <m:d>
-          <m:dPr>
-            <m:begChr m:val="("/>
-            <m:sepChr m:val=""/>
-            <m:endChr m:val=")"/>
-            <m:grow/>
-          </m:dPr>
-          <m:e>
-            <m:rad>
-              <m:radPr>
-                <m:degHide m:val="on"/>
-              </m:radPr>
-              <m:deg/>
-              <m:e>
-                <m:r>
-                  <m:t>2</m:t>
-                </m:r>
-              </m:e>
-            </m:rad>
-            <m:r>
-              <m:rPr>
-                <m:sty m:val="p"/>
-              </m:rPr>
-              <m:t>+</m:t>
-            </m:r>
-            <m:r>
-              <m:t>5</m:t>
-            </m:r>
-          </m:e>
-        </m:d>
-        <m:r>
-          <m:t>i</m:t>
-        </m:r>
-      </m:oMath>
-    </w:p>
-    <w:bookmarkEnd w:id="21"/>
-    <w:bookmarkStart w:id="22" w:name="q2"/>
-    <w:p>
-      <w:pPr>
-        <w:pStyle w:val="Heading2"/>
-      </w:pPr>
-      <w:r>
-        <w:t xml:space="preserve">Q2</w:t>
-      </w:r>
-    </w:p>
-    <w:p>
-      <w:pPr>
-        <w:pStyle w:val="FirstParagraph"/>
-      </w:pPr>
-      <w:r>
-        <w:t xml:space="preserve">2.1.</w:t>
-      </w:r>
-      <w:r>
-        <w:t xml:space="preserve"> </w:t>
-      </w:r>
-      <m:oMath>
-        <m:r>
-          <m:t> </m:t>
-        </m:r>
-        <m:d>
-          <m:dPr>
-            <m:begChr m:val="("/>
-            <m:sepChr m:val=""/>
-            <m:endChr m:val=")"/>
-            <m:grow/>
-          </m:dPr>
-          <m:e>
-            <m:r>
-              <m:t>2</m:t>
-            </m:r>
-            <m:r>
-              <m:rPr>
-                <m:sty m:val="p"/>
-              </m:rPr>
-              <m:t>+</m:t>
-            </m:r>
-            <m:r>
-              <m:t>3</m:t>
-            </m:r>
-            <m:r>
-              <m:t>i</m:t>
-            </m:r>
-          </m:e>
-        </m:d>
-        <m:d>
-          <m:dPr>
-            <m:begChr m:val="("/>
-            <m:sepChr m:val=""/>
-            <m:endChr m:val=")"/>
-            <m:grow/>
-          </m:dPr>
-          <m:e>
-            <m:r>
-              <m:t>4</m:t>
-            </m:r>
-            <m:r>
-              <m:rPr>
-                <m:sty m:val="p"/>
-              </m:rPr>
-              <m:t>+</m:t>
-            </m:r>
-            <m:r>
-              <m:t>5</m:t>
-            </m:r>
-            <m:r>
-              <m:t>i</m:t>
-            </m:r>
-          </m:e>
-        </m:d>
-        <m:r>
-          <m:rPr>
-            <m:sty m:val="p"/>
-          </m:rPr>
-          <m:t>=</m:t>
-        </m:r>
-        <m:r>
-          <m:rPr>
-            <m:sty m:val="p"/>
-          </m:rPr>
-          <m:t>−</m:t>
-        </m:r>
-        <m:r>
-          <m:t>7</m:t>
-        </m:r>
-        <m:r>
-          <m:rPr>
-            <m:sty m:val="p"/>
-          </m:rPr>
-          <m:t>+</m:t>
-        </m:r>
-        <m:r>
-          <m:t>22</m:t>
-        </m:r>
-        <m:r>
-          <m:t>i</m:t>
-        </m:r>
-      </m:oMath>
-    </w:p>
-    <w:p>
-      <w:pPr>
-        <w:pStyle w:val="BodyText"/>
-      </w:pPr>
-      <w:r>
-        <w:t xml:space="preserve">2.2.</w:t>
-      </w:r>
-      <w:r>
-        <w:t xml:space="preserve"> </w:t>
-      </w:r>
-      <m:oMath>
-        <m:r>
-          <m:t> </m:t>
-        </m:r>
-        <m:d>
-          <m:dPr>
-            <m:begChr m:val="("/>
-            <m:sepChr m:val=""/>
-            <m:endChr m:val=")"/>
-            <m:grow/>
-          </m:dPr>
-          <m:e>
-            <m:r>
-              <m:t>3</m:t>
-            </m:r>
-            <m:r>
-              <m:rPr>
-                <m:sty m:val="p"/>
-              </m:rPr>
-              <m:t>+</m:t>
-            </m:r>
-            <m:r>
-              <m:t>i</m:t>
-            </m:r>
-          </m:e>
-        </m:d>
-        <m:d>
-          <m:dPr>
-            <m:begChr m:val="("/>
-            <m:sepChr m:val=""/>
-            <m:endChr m:val=")"/>
-            <m:grow/>
-          </m:dPr>
-          <m:e>
-            <m:r>
-              <m:t>2</m:t>
-            </m:r>
-            <m:r>
-              <m:rPr>
-                <m:sty m:val="p"/>
-              </m:rPr>
-              <m:t>−</m:t>
-            </m:r>
-            <m:r>
-              <m:t>i</m:t>
-            </m:r>
-          </m:e>
-        </m:d>
-        <m:r>
-          <m:rPr>
-            <m:sty m:val="p"/>
-          </m:rPr>
-          <m:t>=</m:t>
-        </m:r>
-        <m:r>
-          <m:t>7</m:t>
-        </m:r>
-        <m:r>
-          <m:rPr>
-            <m:sty m:val="p"/>
-          </m:rPr>
-          <m:t>−</m:t>
-        </m:r>
-        <m:r>
-          <m:t>i</m:t>
-        </m:r>
-      </m:oMath>
-    </w:p>
-    <w:p>
-      <w:pPr>
-        <w:pStyle w:val="BodyText"/>
-      </w:pPr>
-      <w:r>
-        <w:t xml:space="preserve">2.3.</w:t>
-      </w:r>
-      <w:r>
-        <w:t xml:space="preserve"> </w:t>
-      </w:r>
-      <m:oMath>
-        <m:r>
-          <m:t> </m:t>
-        </m:r>
-        <m:r>
-          <m:t>4</m:t>
-        </m:r>
-        <m:d>
-          <m:dPr>
-            <m:begChr m:val="("/>
-            <m:sepChr m:val=""/>
-            <m:endChr m:val=")"/>
-            <m:grow/>
-          </m:dPr>
-          <m:e>
-            <m:r>
-              <m:t>6</m:t>
-            </m:r>
-            <m:r>
-              <m:rPr>
-                <m:sty m:val="p"/>
-              </m:rPr>
-              <m:t>+</m:t>
-            </m:r>
-            <m:r>
-              <m:t>3</m:t>
-            </m:r>
-            <m:r>
-              <m:t>i</m:t>
-            </m:r>
-          </m:e>
-        </m:d>
-        <m:r>
-          <m:rPr>
-            <m:sty m:val="p"/>
-          </m:rPr>
-          <m:t>=</m:t>
-        </m:r>
-        <m:r>
-          <m:t>24</m:t>
-        </m:r>
-        <m:r>
-          <m:rPr>
-            <m:sty m:val="p"/>
-          </m:rPr>
-          <m:t>+</m:t>
-        </m:r>
-        <m:r>
-          <m:t>12</m:t>
-        </m:r>
-        <m:r>
-          <m:t>i</m:t>
-        </m:r>
-      </m:oMath>
-    </w:p>
-    <w:p>
-      <w:pPr>
-        <w:pStyle w:val="BodyText"/>
-      </w:pPr>
-      <w:r>
-        <w:t xml:space="preserve">2.4.</w:t>
-      </w:r>
-      <w:r>
-        <w:t xml:space="preserve"> </w:t>
-      </w:r>
-      <m:oMath>
-        <m:r>
-          <m:t> </m:t>
-        </m:r>
-        <m:sSup>
-          <m:e>
-            <m:d>
-              <m:dPr>
-                <m:begChr m:val="("/>
-                <m:sepChr m:val=""/>
-                <m:endChr m:val=")"/>
-                <m:grow/>
-              </m:dPr>
-              <m:e>
-                <m:r>
-                  <m:t>1</m:t>
-                </m:r>
-                <m:r>
-                  <m:rPr>
-                    <m:sty m:val="p"/>
-                  </m:rPr>
-                  <m:t>+</m:t>
-                </m:r>
-                <m:r>
-                  <m:t>i</m:t>
-                </m:r>
-              </m:e>
-            </m:d>
-          </m:e>
-          <m:sup>
-            <m:r>
-              <m:t>2</m:t>
-            </m:r>
-          </m:sup>
-        </m:sSup>
-        <m:r>
-          <m:rPr>
-            <m:sty m:val="p"/>
-          </m:rPr>
-          <m:t>=</m:t>
-        </m:r>
-        <m:r>
-          <m:t>0</m:t>
-        </m:r>
-        <m:r>
-          <m:rPr>
-            <m:sty m:val="p"/>
-          </m:rPr>
-          <m:t>+</m:t>
-        </m:r>
-        <m:r>
-          <m:t>2</m:t>
-        </m:r>
-        <m:r>
-          <m:t>i</m:t>
-        </m:r>
-        <m:r>
-          <m:rPr>
-            <m:sty m:val="p"/>
-          </m:rPr>
-          <m:t>=</m:t>
-        </m:r>
-        <m:r>
-          <m:t>2</m:t>
-        </m:r>
-        <m:r>
-          <m:t>i</m:t>
-        </m:r>
-      </m:oMath>
-    </w:p>
-    <w:p>
-      <w:pPr>
-        <w:pStyle w:val="BodyText"/>
-      </w:pPr>
-      <w:r>
-        <w:t xml:space="preserve">2.5.</w:t>
-      </w:r>
-      <w:r>
-        <w:t xml:space="preserve"> </w:t>
-      </w:r>
-      <m:oMath>
-        <m:r>
-          <m:t> </m:t>
-        </m:r>
-        <m:sSup>
-          <m:e>
-            <m:d>
-              <m:dPr>
-                <m:begChr m:val="("/>
-                <m:sepChr m:val=""/>
-                <m:endChr m:val=")"/>
-                <m:grow/>
-              </m:dPr>
-              <m:e>
-                <m:r>
-                  <m:t>3</m:t>
-                </m:r>
-                <m:r>
-                  <m:rPr>
-                    <m:sty m:val="p"/>
-                  </m:rPr>
-                  <m:t>+</m:t>
-                </m:r>
-                <m:r>
-                  <m:t>2</m:t>
-                </m:r>
-                <m:r>
-                  <m:t>i</m:t>
-                </m:r>
-              </m:e>
-            </m:d>
-          </m:e>
-          <m:sup>
-            <m:r>
-              <m:t>3</m:t>
-            </m:r>
-          </m:sup>
-        </m:sSup>
-        <m:r>
-          <m:rPr>
-            <m:sty m:val="p"/>
-          </m:rPr>
-          <m:t>=</m:t>
-        </m:r>
-        <m:r>
-          <m:rPr>
-            <m:sty m:val="p"/>
-          </m:rPr>
-          <m:t>−</m:t>
-        </m:r>
-        <m:r>
-          <m:t>9</m:t>
-        </m:r>
-        <m:r>
-          <m:rPr>
-            <m:sty m:val="p"/>
-          </m:rPr>
-          <m:t>+</m:t>
-        </m:r>
-        <m:r>
-          <m:t>46</m:t>
-        </m:r>
-        <m:r>
-          <m:t>i</m:t>
-        </m:r>
-      </m:oMath>
-    </w:p>
-    <w:p>
-      <w:pPr>
-        <w:pStyle w:val="BodyText"/>
-      </w:pPr>
-      <w:r>
-        <w:t xml:space="preserve">2.6.</w:t>
-      </w:r>
-      <w:r>
-        <w:t xml:space="preserve"> </w:t>
-      </w:r>
-      <m:oMath>
-        <m:r>
-          <m:t> </m:t>
-        </m:r>
-        <m:sSup>
-          <m:e>
-            <m:d>
-              <m:dPr>
-                <m:begChr m:val="("/>
-                <m:sepChr m:val=""/>
-                <m:endChr m:val=")"/>
-                <m:grow/>
-              </m:dPr>
-              <m:e>
-                <m:r>
-                  <m:t>7</m:t>
-                </m:r>
-                <m:r>
-                  <m:rPr>
-                    <m:sty m:val="p"/>
-                  </m:rPr>
-                  <m:t>−</m:t>
-                </m:r>
-                <m:r>
-                  <m:t>4</m:t>
-                </m:r>
-                <m:r>
-                  <m:t>i</m:t>
-                </m:r>
-              </m:e>
-            </m:d>
-          </m:e>
-          <m:sup>
-            <m:r>
-              <m:t>2</m:t>
-            </m:r>
-          </m:sup>
-        </m:sSup>
-        <m:d>
-          <m:dPr>
-            <m:begChr m:val="("/>
-            <m:sepChr m:val=""/>
-            <m:endChr m:val=")"/>
-            <m:grow/>
-          </m:dPr>
-          <m:e>
-            <m:r>
-              <m:t>i</m:t>
-            </m:r>
-            <m:r>
-              <m:rPr>
-                <m:sty m:val="p"/>
-              </m:rPr>
-              <m:t>−</m:t>
-            </m:r>
-            <m:r>
-              <m:t>2</m:t>
-            </m:r>
-          </m:e>
-        </m:d>
-        <m:r>
-          <m:rPr>
-            <m:sty m:val="p"/>
-          </m:rPr>
-          <m:t>=</m:t>
-        </m:r>
-        <m:r>
-          <m:rPr>
-            <m:sty m:val="p"/>
-          </m:rPr>
-          <m:t>−</m:t>
-        </m:r>
-        <m:r>
-          <m:t>10</m:t>
-        </m:r>
-        <m:r>
-          <m:rPr>
-            <m:sty m:val="p"/>
-          </m:rPr>
-          <m:t>+</m:t>
-        </m:r>
-        <m:r>
-          <m:t>145</m:t>
-        </m:r>
-        <m:r>
-          <m:t>i</m:t>
-        </m:r>
-      </m:oMath>
-    </w:p>
-    <w:p>
-      <w:pPr>
-        <w:pStyle w:val="BodyText"/>
-      </w:pPr>
-      <w:r>
-        <w:t xml:space="preserve">2.7.</w:t>
-      </w:r>
-      <w:r>
-        <w:t xml:space="preserve"> </w:t>
-      </w:r>
-      <m:oMath>
-        <m:r>
-          <m:t> </m:t>
-        </m:r>
-        <m:sSup>
-          <m:e>
-            <m:d>
-              <m:dPr>
-                <m:begChr m:val="("/>
-                <m:sepChr m:val=""/>
-                <m:endChr m:val=")"/>
-                <m:grow/>
-              </m:dPr>
-              <m:e>
-                <m:r>
-                  <m:t>1</m:t>
-                </m:r>
-                <m:r>
-                  <m:rPr>
-                    <m:sty m:val="p"/>
-                  </m:rPr>
-                  <m:t>−</m:t>
-                </m:r>
-                <m:r>
-                  <m:t>i</m:t>
-                </m:r>
-                <m:rad>
-                  <m:radPr>
-                    <m:degHide m:val="on"/>
-                  </m:radPr>
-                  <m:deg/>
-                  <m:e>
-                    <m:r>
-                      <m:t>3</m:t>
-                    </m:r>
-                  </m:e>
-                </m:rad>
-              </m:e>
-            </m:d>
-          </m:e>
-          <m:sup>
-            <m:r>
-              <m:t>3</m:t>
-            </m:r>
-          </m:sup>
-        </m:sSup>
-        <m:r>
-          <m:rPr>
-            <m:sty m:val="p"/>
-          </m:rPr>
-          <m:t>=</m:t>
-        </m:r>
-        <m:r>
-          <m:rPr>
-            <m:sty m:val="p"/>
-          </m:rPr>
-          <m:t>−</m:t>
-        </m:r>
-        <m:r>
-          <m:t>8</m:t>
-        </m:r>
-        <m:r>
-          <m:rPr>
-            <m:sty m:val="p"/>
-          </m:rPr>
-          <m:t>+</m:t>
-        </m:r>
-        <m:r>
-          <m:t>0</m:t>
-        </m:r>
-        <m:r>
-          <m:t>i</m:t>
-        </m:r>
-        <m:r>
-          <m:rPr>
-            <m:sty m:val="p"/>
-          </m:rPr>
-          <m:t>=</m:t>
-        </m:r>
-        <m:r>
-          <m:rPr>
-            <m:sty m:val="p"/>
-          </m:rPr>
-          <m:t>−</m:t>
-        </m:r>
-        <m:r>
-          <m:t>8</m:t>
-        </m:r>
-      </m:oMath>
-    </w:p>
-    <w:p>
-      <w:pPr>
-        <w:pStyle w:val="BodyText"/>
-      </w:pPr>
-      <w:r>
-        <w:t xml:space="preserve">2.8.</w:t>
-      </w:r>
-      <w:r>
-        <w:t xml:space="preserve"> </w:t>
-      </w:r>
-      <m:oMath>
-        <m:r>
-          <m:t> </m:t>
-        </m:r>
-        <m:d>
-          <m:dPr>
-            <m:begChr m:val="("/>
-            <m:sepChr m:val=""/>
-            <m:endChr m:val=")"/>
-            <m:grow/>
-          </m:dPr>
-          <m:e>
-            <m:r>
-              <m:t>5</m:t>
-            </m:r>
-            <m:r>
-              <m:rPr>
-                <m:sty m:val="p"/>
-              </m:rPr>
-              <m:t>−</m:t>
-            </m:r>
-            <m:r>
-              <m:t>2</m:t>
-            </m:r>
-            <m:r>
-              <m:t>i</m:t>
-            </m:r>
-          </m:e>
-        </m:d>
-        <m:d>
-          <m:dPr>
-            <m:begChr m:val="("/>
-            <m:sepChr m:val=""/>
-            <m:endChr m:val=")"/>
-            <m:grow/>
-          </m:dPr>
-          <m:e>
-            <m:r>
-              <m:t>5</m:t>
-            </m:r>
-            <m:r>
-              <m:rPr>
-                <m:sty m:val="p"/>
-              </m:rPr>
-              <m:t>+</m:t>
-            </m:r>
-            <m:r>
-              <m:t>2</m:t>
-            </m:r>
-            <m:r>
-              <m:t>i</m:t>
-            </m:r>
-          </m:e>
-        </m:d>
-        <m:r>
-          <m:rPr>
-            <m:sty m:val="p"/>
-          </m:rPr>
-          <m:t>=</m:t>
-        </m:r>
-        <m:r>
-          <m:t>29</m:t>
-        </m:r>
-        <m:r>
-          <m:rPr>
-            <m:sty m:val="p"/>
-          </m:rPr>
-          <m:t>+</m:t>
-        </m:r>
-        <m:r>
-          <m:t>0</m:t>
-        </m:r>
-        <m:r>
-          <m:t>i</m:t>
-        </m:r>
-        <m:r>
-          <m:rPr>
-            <m:sty m:val="p"/>
-          </m:rPr>
-          <m:t>=</m:t>
-        </m:r>
-        <m:r>
-          <m:t>29</m:t>
-        </m:r>
-      </m:oMath>
-    </w:p>
-    <w:p>
-      <w:pPr>
-        <w:pStyle w:val="BodyText"/>
-      </w:pPr>
-      <w:r>
-        <w:t xml:space="preserve">2.9.</w:t>
-      </w:r>
-      <w:r>
-        <w:t xml:space="preserve"> </w:t>
-      </w:r>
-      <m:oMath>
-        <m:r>
-          <m:t> </m:t>
-        </m:r>
-        <m:d>
-          <m:dPr>
-            <m:begChr m:val="("/>
-            <m:sepChr m:val=""/>
-            <m:endChr m:val=")"/>
-            <m:grow/>
-          </m:dPr>
-          <m:e>
-            <m:rad>
-              <m:radPr>
-                <m:degHide m:val="on"/>
-              </m:radPr>
-              <m:deg/>
-              <m:e>
-                <m:r>
-                  <m:t>2</m:t>
-                </m:r>
-              </m:e>
-            </m:rad>
-            <m:r>
-              <m:rPr>
-                <m:sty m:val="p"/>
-              </m:rPr>
-              <m:t>+</m:t>
-            </m:r>
-            <m:r>
-              <m:t>i</m:t>
-            </m:r>
-            <m:rad>
-              <m:radPr>
-                <m:degHide m:val="on"/>
-              </m:radPr>
-              <m:deg/>
-              <m:e>
-                <m:r>
-                  <m:t>3</m:t>
-                </m:r>
-              </m:e>
-            </m:rad>
-          </m:e>
-        </m:d>
-        <m:r>
-          <m:rPr>
-            <m:sty m:val="p"/>
-          </m:rPr>
-          <m:t>(</m:t>
+        <m:r>
+          <m:t>i</m:t>
         </m:r>
         <m:rad>
           <m:radPr>
@@ -1650,7 +324,7 @@
           <m:deg/>
           <m:e>
             <m:r>
-              <m:t>8</m:t>
+              <m:t>2</m:t>
             </m:r>
           </m:e>
         </m:rad>
@@ -1658,7 +332,28 @@
           <m:rPr>
             <m:sty m:val="p"/>
           </m:rPr>
+          <m:t>)</m:t>
+        </m:r>
+        <m:r>
+          <m:rPr>
+            <m:sty m:val="p"/>
+          </m:rPr>
           <m:t>−</m:t>
+        </m:r>
+        <m:r>
+          <m:rPr>
+            <m:sty m:val="p"/>
+          </m:rPr>
+          <m:t>(</m:t>
+        </m:r>
+        <m:r>
+          <m:t>3</m:t>
+        </m:r>
+        <m:r>
+          <m:rPr>
+            <m:sty m:val="p"/>
+          </m:rPr>
+          <m:t>+</m:t>
         </m:r>
         <m:r>
           <m:t>i</m:t>
@@ -1670,13 +365,7 @@
           <m:deg/>
           <m:e>
             <m:r>
-              <m:t>3</m:t>
-            </m:r>
-            <m:r>
-              <m:rPr>
-                <m:sty m:val="p"/>
-              </m:rPr>
-              <m:t>)</m:t>
+              <m:t>7</m:t>
             </m:r>
           </m:e>
         </m:rad>
@@ -1684,19 +373,28 @@
           <m:rPr>
             <m:sty m:val="p"/>
           </m:rPr>
+          <m:t>)</m:t>
+        </m:r>
+        <m:r>
+          <m:rPr>
+            <m:sty m:val="p"/>
+          </m:rPr>
           <m:t>=</m:t>
         </m:r>
         <m:r>
-          <m:t>7</m:t>
-        </m:r>
-        <m:r>
-          <m:rPr>
-            <m:sty m:val="p"/>
-          </m:rPr>
-          <m:t>+</m:t>
-        </m:r>
-        <m:r>
-          <m:t>i</m:t>
+          <m:t>1</m:t>
+        </m:r>
+        <m:r>
+          <m:rPr>
+            <m:sty m:val="p"/>
+          </m:rPr>
+          <m:t>−</m:t>
+        </m:r>
+        <m:r>
+          <m:rPr>
+            <m:sty m:val="p"/>
+          </m:rPr>
+          <m:t>(</m:t>
         </m:r>
         <m:rad>
           <m:radPr>
@@ -1705,14 +403,1378 @@
           <m:deg/>
           <m:e>
             <m:r>
+              <m:t>2</m:t>
+            </m:r>
+          </m:e>
+        </m:rad>
+        <m:r>
+          <m:rPr>
+            <m:sty m:val="p"/>
+          </m:rPr>
+          <m:t>+</m:t>
+        </m:r>
+        <m:rad>
+          <m:radPr>
+            <m:degHide m:val="on"/>
+          </m:radPr>
+          <m:deg/>
+          <m:e>
+            <m:r>
+              <m:t>7</m:t>
+            </m:r>
+          </m:e>
+        </m:rad>
+        <m:r>
+          <m:rPr>
+            <m:sty m:val="p"/>
+          </m:rPr>
+          <m:t>)</m:t>
+        </m:r>
+        <m:r>
+          <m:t>i</m:t>
+        </m:r>
+      </m:oMath>
+    </w:p>
+    <w:p>
+      <w:pPr>
+        <w:pStyle w:val="BodyText"/>
+      </w:pPr>
+      <w:r>
+        <w:t xml:space="preserve">1.4.</w:t>
+      </w:r>
+      <w:r>
+        <w:t xml:space="preserve"> </w:t>
+      </w:r>
+      <m:oMath>
+        <m:r>
+          <m:t> </m:t>
+        </m:r>
+        <m:r>
+          <m:rPr>
+            <m:sty m:val="p"/>
+          </m:rPr>
+          <m:t>(</m:t>
+        </m:r>
+        <m:rad>
+          <m:radPr>
+            <m:degHide m:val="on"/>
+          </m:radPr>
+          <m:deg/>
+          <m:e>
+            <m:r>
+              <m:t>8</m:t>
+            </m:r>
+          </m:e>
+        </m:rad>
+        <m:r>
+          <m:rPr>
+            <m:sty m:val="p"/>
+          </m:rPr>
+          <m:t>+</m:t>
+        </m:r>
+        <m:r>
+          <m:t>4</m:t>
+        </m:r>
+        <m:r>
+          <m:t>i</m:t>
+        </m:r>
+        <m:r>
+          <m:rPr>
+            <m:sty m:val="p"/>
+          </m:rPr>
+          <m:t>)</m:t>
+        </m:r>
+        <m:r>
+          <m:rPr>
+            <m:sty m:val="p"/>
+          </m:rPr>
+          <m:t>−</m:t>
+        </m:r>
+        <m:r>
+          <m:rPr>
+            <m:sty m:val="p"/>
+          </m:rPr>
+          <m:t>(</m:t>
+        </m:r>
+        <m:rad>
+          <m:radPr>
+            <m:degHide m:val="on"/>
+          </m:radPr>
+          <m:deg/>
+          <m:e>
+            <m:r>
+              <m:t>5</m:t>
+            </m:r>
+          </m:e>
+        </m:rad>
+        <m:r>
+          <m:rPr>
+            <m:sty m:val="p"/>
+          </m:rPr>
+          <m:t>+</m:t>
+        </m:r>
+        <m:r>
+          <m:t>2</m:t>
+        </m:r>
+        <m:r>
+          <m:t>i</m:t>
+        </m:r>
+        <m:r>
+          <m:rPr>
+            <m:sty m:val="p"/>
+          </m:rPr>
+          <m:t>)</m:t>
+        </m:r>
+        <m:r>
+          <m:rPr>
+            <m:sty m:val="p"/>
+          </m:rPr>
+          <m:t>=</m:t>
+        </m:r>
+        <m:r>
+          <m:rPr>
+            <m:sty m:val="p"/>
+          </m:rPr>
+          <m:t>(</m:t>
+        </m:r>
+        <m:r>
+          <m:t>2</m:t>
+        </m:r>
+        <m:rad>
+          <m:radPr>
+            <m:degHide m:val="on"/>
+          </m:radPr>
+          <m:deg/>
+          <m:e>
+            <m:r>
+              <m:t>2</m:t>
+            </m:r>
+          </m:e>
+        </m:rad>
+        <m:r>
+          <m:rPr>
+            <m:sty m:val="p"/>
+          </m:rPr>
+          <m:t>−</m:t>
+        </m:r>
+        <m:rad>
+          <m:radPr>
+            <m:degHide m:val="on"/>
+          </m:radPr>
+          <m:deg/>
+          <m:e>
+            <m:r>
+              <m:t>5</m:t>
+            </m:r>
+          </m:e>
+        </m:rad>
+        <m:r>
+          <m:rPr>
+            <m:sty m:val="p"/>
+          </m:rPr>
+          <m:t>)</m:t>
+        </m:r>
+        <m:r>
+          <m:rPr>
+            <m:sty m:val="p"/>
+          </m:rPr>
+          <m:t>+</m:t>
+        </m:r>
+        <m:r>
+          <m:t>2</m:t>
+        </m:r>
+        <m:r>
+          <m:t>i</m:t>
+        </m:r>
+      </m:oMath>
+    </w:p>
+    <w:p>
+      <w:pPr>
+        <w:pStyle w:val="BodyText"/>
+      </w:pPr>
+      <w:r>
+        <w:t xml:space="preserve">1.5.</w:t>
+      </w:r>
+      <w:r>
+        <w:t xml:space="preserve"> </w:t>
+      </w:r>
+      <m:oMath>
+        <m:r>
+          <m:t> </m:t>
+        </m:r>
+        <m:r>
+          <m:rPr>
+            <m:sty m:val="p"/>
+          </m:rPr>
+          <m:t>(</m:t>
+        </m:r>
+        <m:rad>
+          <m:radPr>
+            <m:degHide m:val="on"/>
+          </m:radPr>
+          <m:deg/>
+          <m:e>
+            <m:r>
+              <m:t>7</m:t>
+            </m:r>
+          </m:e>
+        </m:rad>
+        <m:r>
+          <m:rPr>
+            <m:sty m:val="p"/>
+          </m:rPr>
+          <m:t>+</m:t>
+        </m:r>
+        <m:r>
+          <m:t>3</m:t>
+        </m:r>
+        <m:r>
+          <m:t>i</m:t>
+        </m:r>
+        <m:r>
+          <m:rPr>
+            <m:sty m:val="p"/>
+          </m:rPr>
+          <m:t>)</m:t>
+        </m:r>
+        <m:r>
+          <m:rPr>
+            <m:sty m:val="p"/>
+          </m:rPr>
+          <m:t>+</m:t>
+        </m:r>
+        <m:r>
+          <m:rPr>
+            <m:sty m:val="p"/>
+          </m:rPr>
+          <m:t>(</m:t>
+        </m:r>
+        <m:r>
+          <m:t>2</m:t>
+        </m:r>
+        <m:r>
+          <m:rPr>
+            <m:sty m:val="p"/>
+          </m:rPr>
+          <m:t>−</m:t>
+        </m:r>
+        <m:r>
+          <m:t>i</m:t>
+        </m:r>
+        <m:r>
+          <m:rPr>
+            <m:sty m:val="p"/>
+          </m:rPr>
+          <m:t>)</m:t>
+        </m:r>
+        <m:r>
+          <m:rPr>
+            <m:sty m:val="p"/>
+          </m:rPr>
+          <m:t>=</m:t>
+        </m:r>
+        <m:r>
+          <m:rPr>
+            <m:sty m:val="p"/>
+          </m:rPr>
+          <m:t>(</m:t>
+        </m:r>
+        <m:rad>
+          <m:radPr>
+            <m:degHide m:val="on"/>
+          </m:radPr>
+          <m:deg/>
+          <m:e>
+            <m:r>
+              <m:t>7</m:t>
+            </m:r>
+          </m:e>
+        </m:rad>
+        <m:r>
+          <m:rPr>
+            <m:sty m:val="p"/>
+          </m:rPr>
+          <m:t>+</m:t>
+        </m:r>
+        <m:r>
+          <m:t>2</m:t>
+        </m:r>
+        <m:r>
+          <m:rPr>
+            <m:sty m:val="p"/>
+          </m:rPr>
+          <m:t>)</m:t>
+        </m:r>
+        <m:r>
+          <m:rPr>
+            <m:sty m:val="p"/>
+          </m:rPr>
+          <m:t>+</m:t>
+        </m:r>
+        <m:r>
+          <m:t>2</m:t>
+        </m:r>
+        <m:r>
+          <m:t>i</m:t>
+        </m:r>
+      </m:oMath>
+    </w:p>
+    <w:p>
+      <w:pPr>
+        <w:pStyle w:val="BodyText"/>
+      </w:pPr>
+      <w:r>
+        <w:t xml:space="preserve">1.6.</w:t>
+      </w:r>
+      <w:r>
+        <w:t xml:space="preserve"> </w:t>
+      </w:r>
+      <m:oMath>
+        <m:r>
+          <m:t> </m:t>
+        </m:r>
+        <m:r>
+          <m:rPr>
+            <m:sty m:val="p"/>
+          </m:rPr>
+          <m:t>(</m:t>
+        </m:r>
+        <m:r>
+          <m:t>5</m:t>
+        </m:r>
+        <m:r>
+          <m:rPr>
+            <m:sty m:val="p"/>
+          </m:rPr>
+          <m:t>+</m:t>
+        </m:r>
+        <m:r>
+          <m:t>i</m:t>
+        </m:r>
+        <m:rad>
+          <m:radPr>
+            <m:degHide m:val="on"/>
+          </m:radPr>
+          <m:deg/>
+          <m:e>
+            <m:r>
+              <m:t>2</m:t>
+            </m:r>
+          </m:e>
+        </m:rad>
+        <m:r>
+          <m:rPr>
+            <m:sty m:val="p"/>
+          </m:rPr>
+          <m:t>)</m:t>
+        </m:r>
+        <m:r>
+          <m:rPr>
+            <m:sty m:val="p"/>
+          </m:rPr>
+          <m:t>−</m:t>
+        </m:r>
+        <m:r>
+          <m:rPr>
+            <m:sty m:val="p"/>
+          </m:rPr>
+          <m:t>(</m:t>
+        </m:r>
+        <m:r>
+          <m:t>7</m:t>
+        </m:r>
+        <m:r>
+          <m:rPr>
+            <m:sty m:val="p"/>
+          </m:rPr>
+          <m:t>−</m:t>
+        </m:r>
+        <m:r>
+          <m:t>i</m:t>
+        </m:r>
+        <m:r>
+          <m:rPr>
+            <m:sty m:val="p"/>
+          </m:rPr>
+          <m:t>)</m:t>
+        </m:r>
+        <m:r>
+          <m:rPr>
+            <m:sty m:val="p"/>
+          </m:rPr>
+          <m:t>+</m:t>
+        </m:r>
+        <m:r>
+          <m:rPr>
+            <m:sty m:val="p"/>
+          </m:rPr>
+          <m:t>(</m:t>
+        </m:r>
+        <m:rad>
+          <m:radPr>
+            <m:degHide m:val="on"/>
+          </m:radPr>
+          <m:deg/>
+          <m:e>
+            <m:r>
+              <m:t>3</m:t>
+            </m:r>
+          </m:e>
+        </m:rad>
+        <m:r>
+          <m:rPr>
+            <m:sty m:val="p"/>
+          </m:rPr>
+          <m:t>+</m:t>
+        </m:r>
+        <m:r>
+          <m:t>4</m:t>
+        </m:r>
+        <m:r>
+          <m:t>i</m:t>
+        </m:r>
+        <m:r>
+          <m:rPr>
+            <m:sty m:val="p"/>
+          </m:rPr>
+          <m:t>)</m:t>
+        </m:r>
+        <m:r>
+          <m:rPr>
+            <m:sty m:val="p"/>
+          </m:rPr>
+          <m:t>=</m:t>
+        </m:r>
+        <m:r>
+          <m:rPr>
+            <m:sty m:val="p"/>
+          </m:rPr>
+          <m:t>(</m:t>
+        </m:r>
+        <m:rad>
+          <m:radPr>
+            <m:degHide m:val="on"/>
+          </m:radPr>
+          <m:deg/>
+          <m:e>
+            <m:r>
+              <m:t>3</m:t>
+            </m:r>
+          </m:e>
+        </m:rad>
+        <m:r>
+          <m:rPr>
+            <m:sty m:val="p"/>
+          </m:rPr>
+          <m:t>−</m:t>
+        </m:r>
+        <m:r>
+          <m:t>2</m:t>
+        </m:r>
+        <m:r>
+          <m:rPr>
+            <m:sty m:val="p"/>
+          </m:rPr>
+          <m:t>)</m:t>
+        </m:r>
+        <m:r>
+          <m:rPr>
+            <m:sty m:val="p"/>
+          </m:rPr>
+          <m:t>+</m:t>
+        </m:r>
+        <m:r>
+          <m:rPr>
+            <m:sty m:val="p"/>
+          </m:rPr>
+          <m:t>(</m:t>
+        </m:r>
+        <m:rad>
+          <m:radPr>
+            <m:degHide m:val="on"/>
+          </m:radPr>
+          <m:deg/>
+          <m:e>
+            <m:r>
+              <m:t>2</m:t>
+            </m:r>
+          </m:e>
+        </m:rad>
+        <m:r>
+          <m:rPr>
+            <m:sty m:val="p"/>
+          </m:rPr>
+          <m:t>+</m:t>
+        </m:r>
+        <m:r>
+          <m:t>5</m:t>
+        </m:r>
+        <m:r>
+          <m:rPr>
+            <m:sty m:val="p"/>
+          </m:rPr>
+          <m:t>)</m:t>
+        </m:r>
+        <m:r>
+          <m:t>i</m:t>
+        </m:r>
+      </m:oMath>
+    </w:p>
+    <w:bookmarkEnd w:id="10"/>
+    <w:bookmarkStart w:id="11" w:name="q2"/>
+    <w:p>
+      <w:pPr>
+        <w:pStyle w:val="Heading2"/>
+      </w:pPr>
+      <w:r>
+        <w:t xml:space="preserve">Q2</w:t>
+      </w:r>
+    </w:p>
+    <w:p>
+      <w:pPr>
+        <w:pStyle w:val="FirstParagraph"/>
+      </w:pPr>
+      <w:r>
+        <w:t xml:space="preserve">2.1.</w:t>
+      </w:r>
+      <w:r>
+        <w:t xml:space="preserve"> </w:t>
+      </w:r>
+      <m:oMath>
+        <m:r>
+          <m:t> </m:t>
+        </m:r>
+        <m:r>
+          <m:rPr>
+            <m:sty m:val="p"/>
+          </m:rPr>
+          <m:t>(</m:t>
+        </m:r>
+        <m:r>
+          <m:t>2</m:t>
+        </m:r>
+        <m:r>
+          <m:rPr>
+            <m:sty m:val="p"/>
+          </m:rPr>
+          <m:t>+</m:t>
+        </m:r>
+        <m:r>
+          <m:t>3</m:t>
+        </m:r>
+        <m:r>
+          <m:t>i</m:t>
+        </m:r>
+        <m:r>
+          <m:rPr>
+            <m:sty m:val="p"/>
+          </m:rPr>
+          <m:t>)</m:t>
+        </m:r>
+        <m:r>
+          <m:rPr>
+            <m:sty m:val="p"/>
+          </m:rPr>
+          <m:t>(</m:t>
+        </m:r>
+        <m:r>
+          <m:t>4</m:t>
+        </m:r>
+        <m:r>
+          <m:rPr>
+            <m:sty m:val="p"/>
+          </m:rPr>
+          <m:t>+</m:t>
+        </m:r>
+        <m:r>
+          <m:t>5</m:t>
+        </m:r>
+        <m:r>
+          <m:t>i</m:t>
+        </m:r>
+        <m:r>
+          <m:rPr>
+            <m:sty m:val="p"/>
+          </m:rPr>
+          <m:t>)</m:t>
+        </m:r>
+        <m:r>
+          <m:rPr>
+            <m:sty m:val="p"/>
+          </m:rPr>
+          <m:t>=</m:t>
+        </m:r>
+        <m:r>
+          <m:rPr>
+            <m:sty m:val="p"/>
+          </m:rPr>
+          <m:t>−</m:t>
+        </m:r>
+        <m:r>
+          <m:t>7</m:t>
+        </m:r>
+        <m:r>
+          <m:rPr>
+            <m:sty m:val="p"/>
+          </m:rPr>
+          <m:t>+</m:t>
+        </m:r>
+        <m:r>
+          <m:t>22</m:t>
+        </m:r>
+        <m:r>
+          <m:t>i</m:t>
+        </m:r>
+      </m:oMath>
+    </w:p>
+    <w:p>
+      <w:pPr>
+        <w:pStyle w:val="BodyText"/>
+      </w:pPr>
+      <w:r>
+        <w:t xml:space="preserve">2.2.</w:t>
+      </w:r>
+      <w:r>
+        <w:t xml:space="preserve"> </w:t>
+      </w:r>
+      <m:oMath>
+        <m:r>
+          <m:t> </m:t>
+        </m:r>
+        <m:r>
+          <m:rPr>
+            <m:sty m:val="p"/>
+          </m:rPr>
+          <m:t>(</m:t>
+        </m:r>
+        <m:r>
+          <m:t>3</m:t>
+        </m:r>
+        <m:r>
+          <m:rPr>
+            <m:sty m:val="p"/>
+          </m:rPr>
+          <m:t>+</m:t>
+        </m:r>
+        <m:r>
+          <m:t>i</m:t>
+        </m:r>
+        <m:r>
+          <m:rPr>
+            <m:sty m:val="p"/>
+          </m:rPr>
+          <m:t>)</m:t>
+        </m:r>
+        <m:r>
+          <m:rPr>
+            <m:sty m:val="p"/>
+          </m:rPr>
+          <m:t>(</m:t>
+        </m:r>
+        <m:r>
+          <m:t>2</m:t>
+        </m:r>
+        <m:r>
+          <m:rPr>
+            <m:sty m:val="p"/>
+          </m:rPr>
+          <m:t>−</m:t>
+        </m:r>
+        <m:r>
+          <m:t>i</m:t>
+        </m:r>
+        <m:r>
+          <m:rPr>
+            <m:sty m:val="p"/>
+          </m:rPr>
+          <m:t>)</m:t>
+        </m:r>
+        <m:r>
+          <m:rPr>
+            <m:sty m:val="p"/>
+          </m:rPr>
+          <m:t>=</m:t>
+        </m:r>
+        <m:r>
+          <m:t>7</m:t>
+        </m:r>
+        <m:r>
+          <m:rPr>
+            <m:sty m:val="p"/>
+          </m:rPr>
+          <m:t>−</m:t>
+        </m:r>
+        <m:r>
+          <m:t>i</m:t>
+        </m:r>
+      </m:oMath>
+    </w:p>
+    <w:p>
+      <w:pPr>
+        <w:pStyle w:val="BodyText"/>
+      </w:pPr>
+      <w:r>
+        <w:t xml:space="preserve">2.3.</w:t>
+      </w:r>
+      <w:r>
+        <w:t xml:space="preserve"> </w:t>
+      </w:r>
+      <m:oMath>
+        <m:r>
+          <m:t> </m:t>
+        </m:r>
+        <m:r>
+          <m:t>4</m:t>
+        </m:r>
+        <m:r>
+          <m:rPr>
+            <m:sty m:val="p"/>
+          </m:rPr>
+          <m:t>(</m:t>
+        </m:r>
+        <m:r>
+          <m:t>6</m:t>
+        </m:r>
+        <m:r>
+          <m:rPr>
+            <m:sty m:val="p"/>
+          </m:rPr>
+          <m:t>+</m:t>
+        </m:r>
+        <m:r>
+          <m:t>3</m:t>
+        </m:r>
+        <m:r>
+          <m:t>i</m:t>
+        </m:r>
+        <m:r>
+          <m:rPr>
+            <m:sty m:val="p"/>
+          </m:rPr>
+          <m:t>)</m:t>
+        </m:r>
+        <m:r>
+          <m:rPr>
+            <m:sty m:val="p"/>
+          </m:rPr>
+          <m:t>=</m:t>
+        </m:r>
+        <m:r>
+          <m:t>24</m:t>
+        </m:r>
+        <m:r>
+          <m:rPr>
+            <m:sty m:val="p"/>
+          </m:rPr>
+          <m:t>+</m:t>
+        </m:r>
+        <m:r>
+          <m:t>12</m:t>
+        </m:r>
+        <m:r>
+          <m:t>i</m:t>
+        </m:r>
+      </m:oMath>
+    </w:p>
+    <w:p>
+      <w:pPr>
+        <w:pStyle w:val="BodyText"/>
+      </w:pPr>
+      <w:r>
+        <w:t xml:space="preserve">2.4.</w:t>
+      </w:r>
+      <w:r>
+        <w:t xml:space="preserve"> </w:t>
+      </w:r>
+      <m:oMath>
+        <m:r>
+          <m:t> </m:t>
+        </m:r>
+        <m:r>
+          <m:rPr>
+            <m:sty m:val="p"/>
+          </m:rPr>
+          <m:t>(</m:t>
+        </m:r>
+        <m:r>
+          <m:t>1</m:t>
+        </m:r>
+        <m:r>
+          <m:rPr>
+            <m:sty m:val="p"/>
+          </m:rPr>
+          <m:t>+</m:t>
+        </m:r>
+        <m:r>
+          <m:t>i</m:t>
+        </m:r>
+        <m:sSup>
+          <m:e>
+            <m:r>
+              <m:rPr>
+                <m:sty m:val="p"/>
+              </m:rPr>
+              <m:t>)</m:t>
+            </m:r>
+          </m:e>
+          <m:sup>
+            <m:r>
+              <m:t>2</m:t>
+            </m:r>
+          </m:sup>
+        </m:sSup>
+        <m:r>
+          <m:rPr>
+            <m:sty m:val="p"/>
+          </m:rPr>
+          <m:t>=</m:t>
+        </m:r>
+        <m:r>
+          <m:t>0</m:t>
+        </m:r>
+        <m:r>
+          <m:rPr>
+            <m:sty m:val="p"/>
+          </m:rPr>
+          <m:t>+</m:t>
+        </m:r>
+        <m:r>
+          <m:t>2</m:t>
+        </m:r>
+        <m:r>
+          <m:t>i</m:t>
+        </m:r>
+        <m:r>
+          <m:rPr>
+            <m:sty m:val="p"/>
+          </m:rPr>
+          <m:t>=</m:t>
+        </m:r>
+        <m:r>
+          <m:t>2</m:t>
+        </m:r>
+        <m:r>
+          <m:t>i</m:t>
+        </m:r>
+      </m:oMath>
+    </w:p>
+    <w:p>
+      <w:pPr>
+        <w:pStyle w:val="BodyText"/>
+      </w:pPr>
+      <w:r>
+        <w:t xml:space="preserve">2.5.</w:t>
+      </w:r>
+      <w:r>
+        <w:t xml:space="preserve"> </w:t>
+      </w:r>
+      <m:oMath>
+        <m:r>
+          <m:t> </m:t>
+        </m:r>
+        <m:r>
+          <m:rPr>
+            <m:sty m:val="p"/>
+          </m:rPr>
+          <m:t>(</m:t>
+        </m:r>
+        <m:r>
+          <m:t>3</m:t>
+        </m:r>
+        <m:r>
+          <m:rPr>
+            <m:sty m:val="p"/>
+          </m:rPr>
+          <m:t>+</m:t>
+        </m:r>
+        <m:r>
+          <m:t>2</m:t>
+        </m:r>
+        <m:r>
+          <m:t>i</m:t>
+        </m:r>
+        <m:sSup>
+          <m:e>
+            <m:r>
+              <m:rPr>
+                <m:sty m:val="p"/>
+              </m:rPr>
+              <m:t>)</m:t>
+            </m:r>
+          </m:e>
+          <m:sup>
+            <m:r>
+              <m:t>3</m:t>
+            </m:r>
+          </m:sup>
+        </m:sSup>
+        <m:r>
+          <m:rPr>
+            <m:sty m:val="p"/>
+          </m:rPr>
+          <m:t>=</m:t>
+        </m:r>
+        <m:r>
+          <m:rPr>
+            <m:sty m:val="p"/>
+          </m:rPr>
+          <m:t>−</m:t>
+        </m:r>
+        <m:r>
+          <m:t>9</m:t>
+        </m:r>
+        <m:r>
+          <m:rPr>
+            <m:sty m:val="p"/>
+          </m:rPr>
+          <m:t>+</m:t>
+        </m:r>
+        <m:r>
+          <m:t>46</m:t>
+        </m:r>
+        <m:r>
+          <m:t>i</m:t>
+        </m:r>
+      </m:oMath>
+    </w:p>
+    <w:p>
+      <w:pPr>
+        <w:pStyle w:val="BodyText"/>
+      </w:pPr>
+      <w:r>
+        <w:t xml:space="preserve">2.6.</w:t>
+      </w:r>
+      <w:r>
+        <w:t xml:space="preserve"> </w:t>
+      </w:r>
+      <m:oMath>
+        <m:r>
+          <m:t> </m:t>
+        </m:r>
+        <m:r>
+          <m:rPr>
+            <m:sty m:val="p"/>
+          </m:rPr>
+          <m:t>(</m:t>
+        </m:r>
+        <m:r>
+          <m:t>7</m:t>
+        </m:r>
+        <m:r>
+          <m:rPr>
+            <m:sty m:val="p"/>
+          </m:rPr>
+          <m:t>−</m:t>
+        </m:r>
+        <m:r>
+          <m:t>4</m:t>
+        </m:r>
+        <m:r>
+          <m:t>i</m:t>
+        </m:r>
+        <m:sSup>
+          <m:e>
+            <m:r>
+              <m:rPr>
+                <m:sty m:val="p"/>
+              </m:rPr>
+              <m:t>)</m:t>
+            </m:r>
+          </m:e>
+          <m:sup>
+            <m:r>
+              <m:t>2</m:t>
+            </m:r>
+          </m:sup>
+        </m:sSup>
+        <m:r>
+          <m:rPr>
+            <m:sty m:val="p"/>
+          </m:rPr>
+          <m:t>(</m:t>
+        </m:r>
+        <m:r>
+          <m:t>i</m:t>
+        </m:r>
+        <m:r>
+          <m:rPr>
+            <m:sty m:val="p"/>
+          </m:rPr>
+          <m:t>−</m:t>
+        </m:r>
+        <m:r>
+          <m:t>2</m:t>
+        </m:r>
+        <m:r>
+          <m:rPr>
+            <m:sty m:val="p"/>
+          </m:rPr>
+          <m:t>)</m:t>
+        </m:r>
+        <m:r>
+          <m:rPr>
+            <m:sty m:val="p"/>
+          </m:rPr>
+          <m:t>=</m:t>
+        </m:r>
+        <m:r>
+          <m:rPr>
+            <m:sty m:val="p"/>
+          </m:rPr>
+          <m:t>−</m:t>
+        </m:r>
+        <m:r>
+          <m:t>10</m:t>
+        </m:r>
+        <m:r>
+          <m:rPr>
+            <m:sty m:val="p"/>
+          </m:rPr>
+          <m:t>+</m:t>
+        </m:r>
+        <m:r>
+          <m:t>145</m:t>
+        </m:r>
+        <m:r>
+          <m:t>i</m:t>
+        </m:r>
+      </m:oMath>
+    </w:p>
+    <w:p>
+      <w:pPr>
+        <w:pStyle w:val="BodyText"/>
+      </w:pPr>
+      <w:r>
+        <w:t xml:space="preserve">2.7.</w:t>
+      </w:r>
+      <w:r>
+        <w:t xml:space="preserve"> </w:t>
+      </w:r>
+      <m:oMath>
+        <m:r>
+          <m:t> </m:t>
+        </m:r>
+        <m:r>
+          <m:rPr>
+            <m:sty m:val="p"/>
+          </m:rPr>
+          <m:t>(</m:t>
+        </m:r>
+        <m:r>
+          <m:t>1</m:t>
+        </m:r>
+        <m:r>
+          <m:rPr>
+            <m:sty m:val="p"/>
+          </m:rPr>
+          <m:t>−</m:t>
+        </m:r>
+        <m:r>
+          <m:t>i</m:t>
+        </m:r>
+        <m:rad>
+          <m:radPr>
+            <m:degHide m:val="on"/>
+          </m:radPr>
+          <m:deg/>
+          <m:e>
+            <m:r>
+              <m:t>3</m:t>
+            </m:r>
+          </m:e>
+        </m:rad>
+        <m:sSup>
+          <m:e>
+            <m:r>
+              <m:rPr>
+                <m:sty m:val="p"/>
+              </m:rPr>
+              <m:t>)</m:t>
+            </m:r>
+          </m:e>
+          <m:sup>
+            <m:r>
+              <m:t>3</m:t>
+            </m:r>
+          </m:sup>
+        </m:sSup>
+        <m:r>
+          <m:rPr>
+            <m:sty m:val="p"/>
+          </m:rPr>
+          <m:t>=</m:t>
+        </m:r>
+        <m:r>
+          <m:rPr>
+            <m:sty m:val="p"/>
+          </m:rPr>
+          <m:t>−</m:t>
+        </m:r>
+        <m:r>
+          <m:t>8</m:t>
+        </m:r>
+        <m:r>
+          <m:rPr>
+            <m:sty m:val="p"/>
+          </m:rPr>
+          <m:t>+</m:t>
+        </m:r>
+        <m:r>
+          <m:t>0</m:t>
+        </m:r>
+        <m:r>
+          <m:t>i</m:t>
+        </m:r>
+        <m:r>
+          <m:rPr>
+            <m:sty m:val="p"/>
+          </m:rPr>
+          <m:t>=</m:t>
+        </m:r>
+        <m:r>
+          <m:rPr>
+            <m:sty m:val="p"/>
+          </m:rPr>
+          <m:t>−</m:t>
+        </m:r>
+        <m:r>
+          <m:t>8</m:t>
+        </m:r>
+      </m:oMath>
+    </w:p>
+    <w:p>
+      <w:pPr>
+        <w:pStyle w:val="BodyText"/>
+      </w:pPr>
+      <w:r>
+        <w:t xml:space="preserve">2.8.</w:t>
+      </w:r>
+      <w:r>
+        <w:t xml:space="preserve"> </w:t>
+      </w:r>
+      <m:oMath>
+        <m:r>
+          <m:t> </m:t>
+        </m:r>
+        <m:r>
+          <m:rPr>
+            <m:sty m:val="p"/>
+          </m:rPr>
+          <m:t>(</m:t>
+        </m:r>
+        <m:r>
+          <m:t>5</m:t>
+        </m:r>
+        <m:r>
+          <m:rPr>
+            <m:sty m:val="p"/>
+          </m:rPr>
+          <m:t>−</m:t>
+        </m:r>
+        <m:r>
+          <m:t>2</m:t>
+        </m:r>
+        <m:r>
+          <m:t>i</m:t>
+        </m:r>
+        <m:r>
+          <m:rPr>
+            <m:sty m:val="p"/>
+          </m:rPr>
+          <m:t>)</m:t>
+        </m:r>
+        <m:r>
+          <m:rPr>
+            <m:sty m:val="p"/>
+          </m:rPr>
+          <m:t>(</m:t>
+        </m:r>
+        <m:r>
+          <m:t>5</m:t>
+        </m:r>
+        <m:r>
+          <m:rPr>
+            <m:sty m:val="p"/>
+          </m:rPr>
+          <m:t>+</m:t>
+        </m:r>
+        <m:r>
+          <m:t>2</m:t>
+        </m:r>
+        <m:r>
+          <m:t>i</m:t>
+        </m:r>
+        <m:r>
+          <m:rPr>
+            <m:sty m:val="p"/>
+          </m:rPr>
+          <m:t>)</m:t>
+        </m:r>
+        <m:r>
+          <m:rPr>
+            <m:sty m:val="p"/>
+          </m:rPr>
+          <m:t>=</m:t>
+        </m:r>
+        <m:r>
+          <m:t>29</m:t>
+        </m:r>
+        <m:r>
+          <m:rPr>
+            <m:sty m:val="p"/>
+          </m:rPr>
+          <m:t>+</m:t>
+        </m:r>
+        <m:r>
+          <m:t>0</m:t>
+        </m:r>
+        <m:r>
+          <m:t>i</m:t>
+        </m:r>
+        <m:r>
+          <m:rPr>
+            <m:sty m:val="p"/>
+          </m:rPr>
+          <m:t>=</m:t>
+        </m:r>
+        <m:r>
+          <m:t>29</m:t>
+        </m:r>
+      </m:oMath>
+    </w:p>
+    <w:p>
+      <w:pPr>
+        <w:pStyle w:val="BodyText"/>
+      </w:pPr>
+      <w:r>
+        <w:t xml:space="preserve">2.9.</w:t>
+      </w:r>
+      <w:r>
+        <w:t xml:space="preserve"> </w:t>
+      </w:r>
+      <m:oMath>
+        <m:r>
+          <m:t> </m:t>
+        </m:r>
+        <m:r>
+          <m:rPr>
+            <m:sty m:val="p"/>
+          </m:rPr>
+          <m:t>(</m:t>
+        </m:r>
+        <m:rad>
+          <m:radPr>
+            <m:degHide m:val="on"/>
+          </m:radPr>
+          <m:deg/>
+          <m:e>
+            <m:r>
+              <m:t>2</m:t>
+            </m:r>
+          </m:e>
+        </m:rad>
+        <m:r>
+          <m:rPr>
+            <m:sty m:val="p"/>
+          </m:rPr>
+          <m:t>+</m:t>
+        </m:r>
+        <m:r>
+          <m:t>i</m:t>
+        </m:r>
+        <m:rad>
+          <m:radPr>
+            <m:degHide m:val="on"/>
+          </m:radPr>
+          <m:deg/>
+          <m:e>
+            <m:r>
+              <m:t>3</m:t>
+            </m:r>
+          </m:e>
+        </m:rad>
+        <m:r>
+          <m:rPr>
+            <m:sty m:val="p"/>
+          </m:rPr>
+          <m:t>)</m:t>
+        </m:r>
+        <m:r>
+          <m:rPr>
+            <m:sty m:val="p"/>
+          </m:rPr>
+          <m:t>(</m:t>
+        </m:r>
+        <m:rad>
+          <m:radPr>
+            <m:degHide m:val="on"/>
+          </m:radPr>
+          <m:deg/>
+          <m:e>
+            <m:r>
+              <m:t>8</m:t>
+            </m:r>
+          </m:e>
+        </m:rad>
+        <m:r>
+          <m:rPr>
+            <m:sty m:val="p"/>
+          </m:rPr>
+          <m:t>−</m:t>
+        </m:r>
+        <m:r>
+          <m:t>i</m:t>
+        </m:r>
+        <m:rad>
+          <m:radPr>
+            <m:degHide m:val="on"/>
+          </m:radPr>
+          <m:deg/>
+          <m:e>
+            <m:r>
+              <m:t>3</m:t>
+            </m:r>
+            <m:r>
+              <m:rPr>
+                <m:sty m:val="p"/>
+              </m:rPr>
+              <m:t>)</m:t>
+            </m:r>
+          </m:e>
+        </m:rad>
+        <m:r>
+          <m:rPr>
+            <m:sty m:val="p"/>
+          </m:rPr>
+          <m:t>=</m:t>
+        </m:r>
+        <m:r>
+          <m:t>7</m:t>
+        </m:r>
+        <m:r>
+          <m:rPr>
+            <m:sty m:val="p"/>
+          </m:rPr>
+          <m:t>+</m:t>
+        </m:r>
+        <m:r>
+          <m:t>i</m:t>
+        </m:r>
+        <m:rad>
+          <m:radPr>
+            <m:degHide m:val="on"/>
+          </m:radPr>
+          <m:deg/>
+          <m:e>
+            <m:r>
               <m:t>6</m:t>
             </m:r>
           </m:e>
         </m:rad>
       </m:oMath>
     </w:p>
-    <w:bookmarkEnd w:id="22"/>
-    <w:bookmarkStart w:id="23" w:name="q3"/>
+    <w:bookmarkEnd w:id="11"/>
+    <w:bookmarkStart w:id="12" w:name="q3"/>
     <w:p>
       <w:pPr>
         <w:pStyle w:val="Heading2"/>
@@ -2465,8 +2527,8 @@
         </m:r>
       </m:oMath>
     </w:p>
-    <w:bookmarkEnd w:id="23"/>
-    <w:bookmarkStart w:id="24" w:name="q4"/>
+    <w:bookmarkEnd w:id="12"/>
+    <w:bookmarkStart w:id="13" w:name="q4"/>
     <w:p>
       <w:pPr>
         <w:pStyle w:val="Heading2"/>
@@ -2494,116 +2556,41 @@
             <m:type m:val="bar"/>
           </m:fPr>
           <m:num>
-            <m:d>
-              <m:dPr>
-                <m:begChr m:val="("/>
-                <m:sepChr m:val=""/>
-                <m:endChr m:val=")"/>
-                <m:grow/>
-              </m:dPr>
-              <m:e>
-                <m:r>
-                  <m:t>6</m:t>
-                </m:r>
-                <m:r>
-                  <m:rPr>
-                    <m:sty m:val="p"/>
-                  </m:rPr>
-                  <m:t>+</m:t>
-                </m:r>
-                <m:r>
-                  <m:t>4</m:t>
-                </m:r>
-                <m:r>
-                  <m:t>i</m:t>
-                </m:r>
-              </m:e>
-            </m:d>
-            <m:d>
-              <m:dPr>
-                <m:begChr m:val="("/>
-                <m:sepChr m:val=""/>
-                <m:endChr m:val=")"/>
-                <m:grow/>
-              </m:dPr>
-              <m:e>
-                <m:r>
-                  <m:t>3</m:t>
-                </m:r>
-                <m:r>
-                  <m:rPr>
-                    <m:sty m:val="p"/>
-                  </m:rPr>
-                  <m:t>−</m:t>
-                </m:r>
-                <m:r>
-                  <m:t>i</m:t>
-                </m:r>
-              </m:e>
-            </m:d>
-          </m:num>
-          <m:den>
-            <m:r>
-              <m:t>2</m:t>
+            <m:r>
+              <m:rPr>
+                <m:sty m:val="p"/>
+              </m:rPr>
+              <m:t>(</m:t>
+            </m:r>
+            <m:r>
+              <m:t>6</m:t>
+            </m:r>
+            <m:r>
+              <m:rPr>
+                <m:sty m:val="p"/>
+              </m:rPr>
+              <m:t>+</m:t>
+            </m:r>
+            <m:r>
+              <m:t>4</m:t>
             </m:r>
             <m:r>
               <m:t>i</m:t>
             </m:r>
-          </m:den>
-        </m:f>
-        <m:r>
-          <m:rPr>
-            <m:sty m:val="p"/>
-          </m:rPr>
-          <m:t>=</m:t>
-        </m:r>
-        <m:r>
-          <m:t>3</m:t>
-        </m:r>
-        <m:r>
-          <m:rPr>
-            <m:sty m:val="p"/>
-          </m:rPr>
-          <m:t>−</m:t>
-        </m:r>
-        <m:r>
-          <m:t>11</m:t>
-        </m:r>
-        <m:r>
-          <m:t>i</m:t>
-        </m:r>
-      </m:oMath>
-    </w:p>
-    <w:p>
-      <w:pPr>
-        <w:pStyle w:val="BodyText"/>
-      </w:pPr>
-      <w:r>
-        <w:t xml:space="preserve">4.2.</w:t>
-      </w:r>
-      <w:r>
-        <w:t xml:space="preserve"> </w:t>
-      </w:r>
-      <m:oMath>
-        <m:r>
-          <m:t> </m:t>
-        </m:r>
-        <m:r>
-          <m:t>3</m:t>
-        </m:r>
-        <m:r>
-          <m:t>i</m:t>
-        </m:r>
-        <m:d>
-          <m:dPr>
-            <m:begChr m:val="("/>
-            <m:sepChr m:val=""/>
-            <m:endChr m:val=")"/>
-            <m:grow/>
-          </m:dPr>
-          <m:e>
-            <m:r>
-              <m:t>5</m:t>
+            <m:r>
+              <m:rPr>
+                <m:sty m:val="p"/>
+              </m:rPr>
+              <m:t>)</m:t>
+            </m:r>
+            <m:r>
+              <m:rPr>
+                <m:sty m:val="p"/>
+              </m:rPr>
+              <m:t>(</m:t>
+            </m:r>
+            <m:r>
+              <m:t>3</m:t>
             </m:r>
             <m:r>
               <m:rPr>
@@ -2612,44 +2599,24 @@
               <m:t>−</m:t>
             </m:r>
             <m:r>
-              <m:t>4</m:t>
-            </m:r>
-            <m:r>
               <m:t>i</m:t>
-            </m:r>
-          </m:e>
-        </m:d>
-        <m:r>
-          <m:rPr>
-            <m:sty m:val="p"/>
-          </m:rPr>
-          <m:t>+</m:t>
-        </m:r>
-        <m:d>
-          <m:dPr>
-            <m:begChr m:val="("/>
-            <m:sepChr m:val=""/>
-            <m:endChr m:val=")"/>
-            <m:grow/>
-          </m:dPr>
-          <m:e>
-            <m:r>
-              <m:t>6</m:t>
             </m:r>
             <m:r>
               <m:rPr>
                 <m:sty m:val="p"/>
               </m:rPr>
-              <m:t>+</m:t>
-            </m:r>
+              <m:t>)</m:t>
+            </m:r>
+          </m:num>
+          <m:den>
             <m:r>
               <m:t>2</m:t>
             </m:r>
             <m:r>
               <m:t>i</m:t>
             </m:r>
-          </m:e>
-        </m:d>
+          </m:den>
+        </m:f>
         <m:r>
           <m:rPr>
             <m:sty m:val="p"/>
@@ -2657,16 +2624,16 @@
           <m:t>=</m:t>
         </m:r>
         <m:r>
-          <m:t>18</m:t>
-        </m:r>
-        <m:r>
-          <m:rPr>
-            <m:sty m:val="p"/>
-          </m:rPr>
-          <m:t>+</m:t>
-        </m:r>
-        <m:r>
-          <m:t>17</m:t>
+          <m:t>3</m:t>
+        </m:r>
+        <m:r>
+          <m:rPr>
+            <m:sty m:val="p"/>
+          </m:rPr>
+          <m:t>−</m:t>
+        </m:r>
+        <m:r>
+          <m:t>11</m:t>
         </m:r>
         <m:r>
           <m:t>i</m:t>
@@ -2678,6 +2645,109 @@
         <w:pStyle w:val="BodyText"/>
       </w:pPr>
       <w:r>
+        <w:t xml:space="preserve">4.2.</w:t>
+      </w:r>
+      <w:r>
+        <w:t xml:space="preserve"> </w:t>
+      </w:r>
+      <m:oMath>
+        <m:r>
+          <m:t> </m:t>
+        </m:r>
+        <m:r>
+          <m:t>3</m:t>
+        </m:r>
+        <m:r>
+          <m:t>i</m:t>
+        </m:r>
+        <m:r>
+          <m:rPr>
+            <m:sty m:val="p"/>
+          </m:rPr>
+          <m:t>(</m:t>
+        </m:r>
+        <m:r>
+          <m:t>5</m:t>
+        </m:r>
+        <m:r>
+          <m:rPr>
+            <m:sty m:val="p"/>
+          </m:rPr>
+          <m:t>−</m:t>
+        </m:r>
+        <m:r>
+          <m:t>4</m:t>
+        </m:r>
+        <m:r>
+          <m:t>i</m:t>
+        </m:r>
+        <m:r>
+          <m:rPr>
+            <m:sty m:val="p"/>
+          </m:rPr>
+          <m:t>)</m:t>
+        </m:r>
+        <m:r>
+          <m:rPr>
+            <m:sty m:val="p"/>
+          </m:rPr>
+          <m:t>+</m:t>
+        </m:r>
+        <m:r>
+          <m:rPr>
+            <m:sty m:val="p"/>
+          </m:rPr>
+          <m:t>(</m:t>
+        </m:r>
+        <m:r>
+          <m:t>6</m:t>
+        </m:r>
+        <m:r>
+          <m:rPr>
+            <m:sty m:val="p"/>
+          </m:rPr>
+          <m:t>+</m:t>
+        </m:r>
+        <m:r>
+          <m:t>2</m:t>
+        </m:r>
+        <m:r>
+          <m:t>i</m:t>
+        </m:r>
+        <m:r>
+          <m:rPr>
+            <m:sty m:val="p"/>
+          </m:rPr>
+          <m:t>)</m:t>
+        </m:r>
+        <m:r>
+          <m:rPr>
+            <m:sty m:val="p"/>
+          </m:rPr>
+          <m:t>=</m:t>
+        </m:r>
+        <m:r>
+          <m:t>18</m:t>
+        </m:r>
+        <m:r>
+          <m:rPr>
+            <m:sty m:val="p"/>
+          </m:rPr>
+          <m:t>+</m:t>
+        </m:r>
+        <m:r>
+          <m:t>17</m:t>
+        </m:r>
+        <m:r>
+          <m:t>i</m:t>
+        </m:r>
+      </m:oMath>
+    </w:p>
+    <w:p>
+      <w:pPr>
+        <w:pStyle w:val="BodyText"/>
+      </w:pPr>
+      <w:r>
         <w:t xml:space="preserve">4.3.</w:t>
       </w:r>
       <w:r>
@@ -2687,84 +2757,90 @@
         <m:r>
           <m:t> </m:t>
         </m:r>
-        <m:d>
-          <m:dPr>
-            <m:begChr m:val="("/>
-            <m:sepChr m:val=""/>
-            <m:endChr m:val=")"/>
-            <m:grow/>
-          </m:dPr>
-          <m:e>
-            <m:r>
-              <m:t>2</m:t>
-            </m:r>
-            <m:r>
-              <m:rPr>
-                <m:sty m:val="p"/>
-              </m:rPr>
-              <m:t>+</m:t>
-            </m:r>
-            <m:r>
-              <m:t>3</m:t>
-            </m:r>
-            <m:r>
-              <m:t>i</m:t>
-            </m:r>
-          </m:e>
-        </m:d>
-        <m:d>
-          <m:dPr>
-            <m:begChr m:val="("/>
-            <m:sepChr m:val=""/>
-            <m:endChr m:val=")"/>
-            <m:grow/>
-          </m:dPr>
-          <m:e>
-            <m:r>
-              <m:t>1</m:t>
-            </m:r>
-            <m:r>
-              <m:rPr>
-                <m:sty m:val="p"/>
-              </m:rPr>
-              <m:t>−</m:t>
-            </m:r>
-            <m:r>
-              <m:t>i</m:t>
-            </m:r>
-          </m:e>
-        </m:d>
+        <m:r>
+          <m:rPr>
+            <m:sty m:val="p"/>
+          </m:rPr>
+          <m:t>(</m:t>
+        </m:r>
+        <m:r>
+          <m:t>2</m:t>
+        </m:r>
+        <m:r>
+          <m:rPr>
+            <m:sty m:val="p"/>
+          </m:rPr>
+          <m:t>+</m:t>
+        </m:r>
+        <m:r>
+          <m:t>3</m:t>
+        </m:r>
+        <m:r>
+          <m:t>i</m:t>
+        </m:r>
+        <m:r>
+          <m:rPr>
+            <m:sty m:val="p"/>
+          </m:rPr>
+          <m:t>)</m:t>
+        </m:r>
+        <m:r>
+          <m:rPr>
+            <m:sty m:val="p"/>
+          </m:rPr>
+          <m:t>(</m:t>
+        </m:r>
+        <m:r>
+          <m:t>1</m:t>
+        </m:r>
         <m:r>
           <m:rPr>
             <m:sty m:val="p"/>
           </m:rPr>
           <m:t>−</m:t>
         </m:r>
-        <m:d>
-          <m:dPr>
-            <m:begChr m:val="("/>
-            <m:sepChr m:val=""/>
-            <m:endChr m:val=")"/>
-            <m:grow/>
-          </m:dPr>
-          <m:e>
-            <m:r>
-              <m:t>5</m:t>
-            </m:r>
-            <m:r>
-              <m:rPr>
-                <m:sty m:val="p"/>
-              </m:rPr>
-              <m:t>−</m:t>
-            </m:r>
-            <m:r>
-              <m:t>4</m:t>
-            </m:r>
-            <m:r>
-              <m:t>i</m:t>
-            </m:r>
-          </m:e>
-        </m:d>
+        <m:r>
+          <m:t>i</m:t>
+        </m:r>
+        <m:r>
+          <m:rPr>
+            <m:sty m:val="p"/>
+          </m:rPr>
+          <m:t>)</m:t>
+        </m:r>
+        <m:r>
+          <m:rPr>
+            <m:sty m:val="p"/>
+          </m:rPr>
+          <m:t>−</m:t>
+        </m:r>
+        <m:r>
+          <m:rPr>
+            <m:sty m:val="p"/>
+          </m:rPr>
+          <m:t>(</m:t>
+        </m:r>
+        <m:r>
+          <m:t>5</m:t>
+        </m:r>
+        <m:r>
+          <m:rPr>
+            <m:sty m:val="p"/>
+          </m:rPr>
+          <m:t>−</m:t>
+        </m:r>
+        <m:r>
+          <m:t>4</m:t>
+        </m:r>
+        <m:r>
+          <m:t>i</m:t>
+        </m:r>
+        <m:r>
+          <m:rPr>
+            <m:sty m:val="p"/>
+          </m:rPr>
+          <m:t>)</m:t>
+        </m:r>
         <m:r>
           <m:rPr>
             <m:sty m:val="p"/>
@@ -2819,59 +2895,63 @@
             <m:type m:val="bar"/>
           </m:fPr>
           <m:num>
-            <m:d>
-              <m:dPr>
-                <m:begChr m:val="("/>
-                <m:sepChr m:val=""/>
-                <m:endChr m:val=")"/>
-                <m:grow/>
-              </m:dPr>
-              <m:e>
-                <m:r>
-                  <m:t>5</m:t>
-                </m:r>
-                <m:r>
-                  <m:rPr>
-                    <m:sty m:val="p"/>
-                  </m:rPr>
-                  <m:t>+</m:t>
-                </m:r>
-                <m:r>
-                  <m:t>2</m:t>
-                </m:r>
-                <m:r>
-                  <m:t>i</m:t>
-                </m:r>
-              </m:e>
-            </m:d>
+            <m:r>
+              <m:rPr>
+                <m:sty m:val="p"/>
+              </m:rPr>
+              <m:t>(</m:t>
+            </m:r>
+            <m:r>
+              <m:t>5</m:t>
+            </m:r>
             <m:r>
               <m:rPr>
                 <m:sty m:val="p"/>
               </m:rPr>
               <m:t>+</m:t>
             </m:r>
-            <m:d>
-              <m:dPr>
-                <m:begChr m:val="("/>
-                <m:sepChr m:val=""/>
-                <m:endChr m:val=")"/>
-                <m:grow/>
-              </m:dPr>
-              <m:e>
-                <m:r>
-                  <m:t>4</m:t>
-                </m:r>
-                <m:r>
-                  <m:rPr>
-                    <m:sty m:val="p"/>
-                  </m:rPr>
-                  <m:t>−</m:t>
-                </m:r>
-                <m:r>
-                  <m:t>i</m:t>
-                </m:r>
-              </m:e>
-            </m:d>
+            <m:r>
+              <m:t>2</m:t>
+            </m:r>
+            <m:r>
+              <m:t>i</m:t>
+            </m:r>
+            <m:r>
+              <m:rPr>
+                <m:sty m:val="p"/>
+              </m:rPr>
+              <m:t>)</m:t>
+            </m:r>
+            <m:r>
+              <m:rPr>
+                <m:sty m:val="p"/>
+              </m:rPr>
+              <m:t>+</m:t>
+            </m:r>
+            <m:r>
+              <m:rPr>
+                <m:sty m:val="p"/>
+              </m:rPr>
+              <m:t>(</m:t>
+            </m:r>
+            <m:r>
+              <m:t>4</m:t>
+            </m:r>
+            <m:r>
+              <m:rPr>
+                <m:sty m:val="p"/>
+              </m:rPr>
+              <m:t>−</m:t>
+            </m:r>
+            <m:r>
+              <m:t>i</m:t>
+            </m:r>
+            <m:r>
+              <m:rPr>
+                <m:sty m:val="p"/>
+              </m:rPr>
+              <m:t>)</m:t>
+            </m:r>
           </m:num>
           <m:den>
             <m:r>
@@ -2930,30 +3010,32 @@
             <m:type m:val="bar"/>
           </m:fPr>
           <m:num>
+            <m:r>
+              <m:rPr>
+                <m:sty m:val="p"/>
+              </m:rPr>
+              <m:t>(</m:t>
+            </m:r>
+            <m:r>
+              <m:t>2</m:t>
+            </m:r>
+            <m:r>
+              <m:rPr>
+                <m:sty m:val="p"/>
+              </m:rPr>
+              <m:t>+</m:t>
+            </m:r>
+            <m:r>
+              <m:t>i</m:t>
+            </m:r>
             <m:sSup>
               <m:e>
-                <m:d>
-                  <m:dPr>
-                    <m:begChr m:val="("/>
-                    <m:sepChr m:val=""/>
-                    <m:endChr m:val=")"/>
-                    <m:grow/>
-                  </m:dPr>
-                  <m:e>
-                    <m:r>
-                      <m:t>2</m:t>
-                    </m:r>
-                    <m:r>
-                      <m:rPr>
-                        <m:sty m:val="p"/>
-                      </m:rPr>
-                      <m:t>+</m:t>
-                    </m:r>
-                    <m:r>
-                      <m:t>i</m:t>
-                    </m:r>
-                  </m:e>
-                </m:d>
+                <m:r>
+                  <m:rPr>
+                    <m:sty m:val="p"/>
+                  </m:rPr>
+                  <m:t>)</m:t>
+                </m:r>
               </m:e>
               <m:sup>
                 <m:r>
@@ -2963,56 +3045,60 @@
             </m:sSup>
           </m:num>
           <m:den>
-            <m:d>
-              <m:dPr>
-                <m:begChr m:val="("/>
-                <m:sepChr m:val=""/>
-                <m:endChr m:val=")"/>
-                <m:grow/>
-              </m:dPr>
-              <m:e>
-                <m:r>
-                  <m:t>3</m:t>
-                </m:r>
-                <m:r>
-                  <m:rPr>
-                    <m:sty m:val="p"/>
-                  </m:rPr>
-                  <m:t>+</m:t>
-                </m:r>
-                <m:r>
-                  <m:t>i</m:t>
-                </m:r>
-              </m:e>
-            </m:d>
+            <m:r>
+              <m:rPr>
+                <m:sty m:val="p"/>
+              </m:rPr>
+              <m:t>(</m:t>
+            </m:r>
+            <m:r>
+              <m:t>3</m:t>
+            </m:r>
+            <m:r>
+              <m:rPr>
+                <m:sty m:val="p"/>
+              </m:rPr>
+              <m:t>+</m:t>
+            </m:r>
+            <m:r>
+              <m:t>i</m:t>
+            </m:r>
+            <m:r>
+              <m:rPr>
+                <m:sty m:val="p"/>
+              </m:rPr>
+              <m:t>)</m:t>
+            </m:r>
             <m:r>
               <m:rPr>
                 <m:sty m:val="p"/>
               </m:rPr>
               <m:t>−</m:t>
             </m:r>
-            <m:d>
-              <m:dPr>
-                <m:begChr m:val="("/>
-                <m:sepChr m:val=""/>
-                <m:endChr m:val=")"/>
-                <m:grow/>
-              </m:dPr>
-              <m:e>
-                <m:r>
-                  <m:t>1</m:t>
-                </m:r>
-                <m:r>
-                  <m:rPr>
-                    <m:sty m:val="p"/>
-                  </m:rPr>
-                  <m:t>+</m:t>
-                </m:r>
-                <m:r>
-                  <m:t>i</m:t>
-                </m:r>
-              </m:e>
-            </m:d>
+            <m:r>
+              <m:rPr>
+                <m:sty m:val="p"/>
+              </m:rPr>
+              <m:t>(</m:t>
+            </m:r>
+            <m:r>
+              <m:t>1</m:t>
+            </m:r>
+            <m:r>
+              <m:rPr>
+                <m:sty m:val="p"/>
+              </m:rPr>
+              <m:t>+</m:t>
+            </m:r>
+            <m:r>
+              <m:t>i</m:t>
+            </m:r>
+            <m:r>
+              <m:rPr>
+                <m:sty m:val="p"/>
+              </m:rPr>
+              <m:t>)</m:t>
+            </m:r>
           </m:den>
         </m:f>
         <m:r>
@@ -3064,79 +3150,11 @@
         <m:r>
           <m:t> </m:t>
         </m:r>
-        <m:sSup>
-          <m:e>
-            <m:d>
-              <m:dPr>
-                <m:begChr m:val="("/>
-                <m:sepChr m:val=""/>
-                <m:endChr m:val=")"/>
-                <m:grow/>
-              </m:dPr>
-              <m:e>
-                <m:f>
-                  <m:fPr>
-                    <m:type m:val="bar"/>
-                  </m:fPr>
-                  <m:num>
-                    <m:r>
-                      <m:t>6</m:t>
-                    </m:r>
-                    <m:r>
-                      <m:rPr>
-                        <m:sty m:val="p"/>
-                      </m:rPr>
-                      <m:t>−</m:t>
-                    </m:r>
-                    <m:r>
-                      <m:t>3</m:t>
-                    </m:r>
-                    <m:r>
-                      <m:t>i</m:t>
-                    </m:r>
-                  </m:num>
-                  <m:den>
-                    <m:r>
-                      <m:t>2</m:t>
-                    </m:r>
-                    <m:d>
-                      <m:dPr>
-                        <m:begChr m:val="("/>
-                        <m:sepChr m:val=""/>
-                        <m:endChr m:val=")"/>
-                        <m:grow/>
-                      </m:dPr>
-                      <m:e>
-                        <m:r>
-                          <m:t>1</m:t>
-                        </m:r>
-                        <m:r>
-                          <m:rPr>
-                            <m:sty m:val="p"/>
-                          </m:rPr>
-                          <m:t>−</m:t>
-                        </m:r>
-                        <m:r>
-                          <m:t>i</m:t>
-                        </m:r>
-                      </m:e>
-                    </m:d>
-                  </m:den>
-                </m:f>
-              </m:e>
-            </m:d>
-          </m:e>
-          <m:sup>
-            <m:r>
-              <m:t>2</m:t>
-            </m:r>
-          </m:sup>
-        </m:sSup>
-        <m:r>
-          <m:rPr>
-            <m:sty m:val="p"/>
-          </m:rPr>
-          <m:t>=</m:t>
+        <m:r>
+          <m:rPr>
+            <m:sty m:val="p"/>
+          </m:rPr>
+          <m:t>(</m:t>
         </m:r>
         <m:f>
           <m:fPr>
@@ -3144,20 +3162,71 @@
           </m:fPr>
           <m:num>
             <m:r>
-              <m:t>9</m:t>
+              <m:t>6</m:t>
+            </m:r>
+            <m:r>
+              <m:rPr>
+                <m:sty m:val="p"/>
+              </m:rPr>
+              <m:t>−</m:t>
+            </m:r>
+            <m:r>
+              <m:t>3</m:t>
+            </m:r>
+            <m:r>
+              <m:t>i</m:t>
             </m:r>
           </m:num>
           <m:den>
             <m:r>
               <m:t>2</m:t>
             </m:r>
+            <m:r>
+              <m:rPr>
+                <m:sty m:val="p"/>
+              </m:rPr>
+              <m:t>(</m:t>
+            </m:r>
+            <m:r>
+              <m:t>1</m:t>
+            </m:r>
+            <m:r>
+              <m:rPr>
+                <m:sty m:val="p"/>
+              </m:rPr>
+              <m:t>−</m:t>
+            </m:r>
+            <m:r>
+              <m:t>i</m:t>
+            </m:r>
+            <m:r>
+              <m:rPr>
+                <m:sty m:val="p"/>
+              </m:rPr>
+              <m:t>)</m:t>
+            </m:r>
           </m:den>
         </m:f>
-        <m:r>
-          <m:rPr>
-            <m:sty m:val="p"/>
-          </m:rPr>
-          <m:t>+</m:t>
+        <m:sSup>
+          <m:e>
+            <m:r>
+              <m:rPr>
+                <m:sty m:val="p"/>
+              </m:rPr>
+              <m:t>)</m:t>
+            </m:r>
+          </m:e>
+          <m:sup>
+            <m:r>
+              <m:t>2</m:t>
+            </m:r>
+          </m:sup>
+        </m:sSup>
+        <m:r>
+          <m:rPr>
+            <m:sty m:val="p"/>
+          </m:rPr>
+          <m:t>=</m:t>
         </m:r>
         <m:f>
           <m:fPr>
@@ -3165,6 +3234,27 @@
           </m:fPr>
           <m:num>
             <m:r>
+              <m:t>9</m:t>
+            </m:r>
+          </m:num>
+          <m:den>
+            <m:r>
+              <m:t>2</m:t>
+            </m:r>
+          </m:den>
+        </m:f>
+        <m:r>
+          <m:rPr>
+            <m:sty m:val="p"/>
+          </m:rPr>
+          <m:t>+</m:t>
+        </m:r>
+        <m:f>
+          <m:fPr>
+            <m:type m:val="bar"/>
+          </m:fPr>
+          <m:num>
+            <m:r>
               <m:t>27</m:t>
             </m:r>
           </m:num>
@@ -3193,8 +3283,8 @@
         </w:pict>
       </w:r>
     </w:p>
-    <w:bookmarkEnd w:id="24"/>
-    <w:bookmarkStart w:id="26" w:name="version-history-and-licensing"/>
+    <w:bookmarkEnd w:id="13"/>
+    <w:bookmarkStart w:id="15" w:name="version-history-and-licensing"/>
     <w:p>
       <w:pPr>
         <w:pStyle w:val="Heading2"/>
@@ -3215,7 +3305,7 @@
       <w:pPr>
         <w:pStyle w:val="BodyText"/>
       </w:pPr>
-      <w:hyperlink r:id="rId25">
+      <w:hyperlink r:id="rId14">
         <w:r>
           <w:rPr>
             <w:rStyle w:val="Hyperlink"/>
@@ -3224,7 +3314,7 @@
         </w:r>
       </w:hyperlink>
     </w:p>
-    <w:bookmarkEnd w:id="26"/>
+    <w:bookmarkEnd w:id="15"/>
     <w:sectPr>
       <w:pgSz w:h="15840" w:w="12240"/>
       <w:pgMar w:bottom="1440" w:footer="720" w:gutter="0" w:header="720" w:left="1440" w:right="1440" w:top="1440"/>
